--- a/arb/docx/023.content.docx
+++ b/arb/docx/023.content.docx
@@ -15977,7 +15977,7 @@
         <w:rPr>
           <w:lang w:val="ar_AE" w:bidi="ar_AE"/>
         </w:rPr>
-        <w:t>شملتْ اللعنات في تاريخ الكتاب المُقدَّس لعنات الله على الحية، وآدم، وحواء (</w:t>
+        <w:t>تشمل اللعنات في التاريخ الكتابي لعنة الله على الحية والأرض عندما سقط آدم وحواء في جنة عدن (</w:t>
       </w:r>
       <w:hyperlink r:id="rId253">
         <w:r>

--- a/arb/docx/023.content.docx
+++ b/arb/docx/023.content.docx
@@ -22,7 +22,7 @@
         <w:rPr>
           <w:lang w:val="ar_AE" w:bidi="ar_AE"/>
         </w:rPr>
-        <w:t>Resource: قاموس الكتاب المقدس (تينديل)</w:t>
+        <w:t>Resource: Tyndale Open Bible Dictionary</w:t>
       </w:r>
       <w:r>
         <w:rPr>
@@ -122,7 +122,7 @@
         <w:rPr>
           <w:lang w:val="ar_AE" w:bidi="ar_AE"/>
         </w:rPr>
-        <w:t>قاموس الكتاب المقدس (تينديل)</w:t>
+        <w:t>Tyndale Open Bible Dictionary</w:t>
       </w:r>
     </w:p>
     <w:p>
@@ -14728,31 +14728,7 @@
         <w:rPr>
           <w:lang w:val="ar_AE" w:bidi="ar_AE"/>
         </w:rPr>
-        <w:t>)، قارَنَ بين حياة المسكين لِعَازَر وحياة رجل غني لم يُذكر اسمه. يُطلق على الرجل الغني غالبًا اسم "</w:t>
-      </w:r>
-      <w:r>
-        <w:rPr>
-          <w:lang w:val="ar_AE" w:bidi="ar_AE"/>
-        </w:rPr>
-        <w:t>الثريّ</w:t>
-      </w:r>
-      <w:r>
-        <w:rPr>
-          <w:lang w:val="ar_AE" w:bidi="ar_AE"/>
-        </w:rPr>
-        <w:t>" في الإنجليزية، وهو اسم يأتي من الكلمة اللاتينية التي تعني "</w:t>
-      </w:r>
-      <w:r>
-        <w:rPr>
-          <w:lang w:val="ar_AE" w:bidi="ar_AE"/>
-        </w:rPr>
-        <w:t>الغنيّ</w:t>
-      </w:r>
-      <w:r>
-        <w:rPr>
-          <w:lang w:val="ar_AE" w:bidi="ar_AE"/>
-        </w:rPr>
-        <w:t>". استمتع الرجل الغني بحياة مُترَفة لكنه تجاهل لِعَازَر، الشحاذ الأعمى الذي كان مصابًا بقروح، ومستلقيًا عند بوابته. قال يسوع إنه عندما مات لِعَازَر، ذهب إلى حُضن إبراهيم، في حين أن الثريّ عانى من العذاب الأبدي.</w:t>
+        <w:t>)، قارَنَ بين حياة المسكين لِعَازَر وحياة رجل غني لم يُذكر اسمه. كان الغني يتنعم بحياة مفرطة في الرفاهية، لكنه تجاهل لعازر، ذلك الفقير الذي غطت القروح جسده، والذي كان ملقىً عند بابه. قال يسوع إنه عندما مات لِعَازَر، ذهب إلى حُضن إبراهيم، في حين أن الثريّ عانى من العذاب الأبدي.</w:t>
         <w:br/>
       </w:r>
       <w:r>

--- a/arb/docx/023.content.docx
+++ b/arb/docx/023.content.docx
@@ -18061,28 +18061,28 @@
         <w:rPr>
           <w:lang w:val="ar_AE" w:bidi="ar_AE"/>
         </w:rPr>
-        <w:t>لو-رحامة</w:t>
-      </w:r>
-      <w:r>
-        <w:rPr>
-          <w:lang w:val="ar_AE" w:bidi="ar_AE"/>
-        </w:rPr>
-      </w:r>
-    </w:p>
-    <w:p>
-      <w:pPr>
-        <w:bidi/>
-      </w:pPr>
-      <w:r>
-        <w:rPr>
-          <w:lang w:val="ar_AE" w:bidi="ar_AE"/>
-        </w:rPr>
-      </w:r>
-      <w:r>
-        <w:rPr>
-          <w:lang w:val="ar_AE" w:bidi="ar_AE"/>
-        </w:rPr>
-        <w:t>اسم رمزي يعني "غير مرحوم" (</w:t>
+        <w:t>لوئيس</w:t>
+      </w:r>
+      <w:r>
+        <w:rPr>
+          <w:lang w:val="ar_AE" w:bidi="ar_AE"/>
+        </w:rPr>
+      </w:r>
+    </w:p>
+    <w:p>
+      <w:pPr>
+        <w:bidi/>
+      </w:pPr>
+      <w:r>
+        <w:rPr>
+          <w:lang w:val="ar_AE" w:bidi="ar_AE"/>
+        </w:rPr>
+      </w:r>
+      <w:r>
+        <w:rPr>
+          <w:lang w:val="ar_AE" w:bidi="ar_AE"/>
+        </w:rPr>
+        <w:t>جدة تيموثاوس (</w:t>
       </w:r>
       <w:hyperlink r:id="rId331">
         <w:r>
@@ -18093,92 +18093,26 @@
             <w:color w:val="0000EE"/>
             <w:u w:val="single"/>
           </w:rPr>
-          <w:t>هوشع 1:6–8</w:t>
-        </w:r>
-      </w:hyperlink>
-      <w:r>
-        <w:rPr>
-          <w:lang w:val="ar_AE" w:bidi="ar_AE"/>
-        </w:rPr>
-        <w:t xml:space="preserve">). وأعطاه النبي هوشع لابنته، مشيراً إلى رفض الله لإسرائيل. </w:t>
-      </w:r>
-      <w:r>
-        <w:rPr>
-          <w:i/>
-          <w:lang w:val="ar_AE" w:bidi="ar_AE"/>
-        </w:rPr>
-        <w:t>انظر</w:t>
-      </w:r>
-      <w:r>
-        <w:rPr>
-          <w:lang w:val="ar_AE" w:bidi="ar_AE"/>
-        </w:rPr>
-        <w:t xml:space="preserve"> </w:t>
-      </w:r>
-      <w:r>
-        <w:rPr>
-          <w:lang w:val="ar_AE" w:bidi="ar_AE"/>
-        </w:rPr>
-        <w:t>رحامة</w:t>
-      </w:r>
-      <w:r>
-        <w:rPr>
-          <w:lang w:val="ar_AE" w:bidi="ar_AE"/>
-        </w:rPr>
-        <w:t>.</w:t>
-      </w:r>
-      <w:r>
-        <w:rPr>
-          <w:lang w:val="ar_AE" w:bidi="ar_AE"/>
-        </w:rPr>
-      </w:r>
-      <w:r>
-        <w:rPr>
-          <w:lang w:val="ar_AE" w:bidi="ar_AE"/>
-        </w:rPr>
-      </w:r>
-    </w:p>
-    <w:p>
-      <w:pPr>
-        <w:bidi/>
-      </w:pPr>
-      <w:r>
-        <w:rPr>
-          <w:lang w:val="ar_AE" w:bidi="ar_AE"/>
-        </w:rPr>
-      </w:r>
-    </w:p>
-    <w:p>
-      <w:pPr>
-        <w:pStyle w:val="Heading2"/>
-        <w:bidi/>
-      </w:pPr>
-      <w:r>
-        <w:rPr>
-          <w:lang w:val="ar_AE" w:bidi="ar_AE"/>
-        </w:rPr>
-        <w:t>لُو-عَمِّي</w:t>
-      </w:r>
-      <w:r>
-        <w:rPr>
-          <w:lang w:val="ar_AE" w:bidi="ar_AE"/>
-        </w:rPr>
-      </w:r>
-    </w:p>
-    <w:p>
-      <w:pPr>
-        <w:bidi/>
-      </w:pPr>
-      <w:r>
-        <w:rPr>
-          <w:lang w:val="ar_AE" w:bidi="ar_AE"/>
-        </w:rPr>
-      </w:r>
-      <w:r>
-        <w:rPr>
-          <w:lang w:val="ar_AE" w:bidi="ar_AE"/>
-        </w:rPr>
-        <w:t>اسم رمزي، يعني "ليس شعبي" (</w:t>
+          <w:t>2تيموثاوس 1:5</w:t>
+        </w:r>
+      </w:hyperlink>
+      <w:r>
+        <w:rPr>
+          <w:lang w:val="ar_AE" w:bidi="ar_AE"/>
+        </w:rPr>
+        <w:t xml:space="preserve">). كانت عائلتها، ومنها </w:t>
+      </w:r>
+      <w:r>
+        <w:rPr>
+          <w:lang w:val="ar_AE" w:bidi="ar_AE"/>
+        </w:rPr>
+        <w:t>أَفْنِيكِي</w:t>
+      </w:r>
+      <w:r>
+        <w:rPr>
+          <w:lang w:val="ar_AE" w:bidi="ar_AE"/>
+        </w:rPr>
+        <w:t>، أم تيموثاوس، تعيش في لسترة (</w:t>
       </w:r>
       <w:hyperlink r:id="rId332">
         <w:r>
@@ -18189,142 +18123,16 @@
             <w:color w:val="0000EE"/>
             <w:u w:val="single"/>
           </w:rPr>
-          <w:t>هوشع 1:9</w:t>
-        </w:r>
-      </w:hyperlink>
-      <w:r>
-        <w:rPr>
-          <w:lang w:val="ar_AE" w:bidi="ar_AE"/>
-        </w:rPr>
-        <w:t xml:space="preserve">)، أعطاه النبي هوشَع لابنه. </w:t>
-      </w:r>
-      <w:r>
-        <w:rPr>
-          <w:i/>
-          <w:lang w:val="ar_AE" w:bidi="ar_AE"/>
-        </w:rPr>
-        <w:t>انظر</w:t>
-      </w:r>
-      <w:r>
-        <w:rPr>
-          <w:lang w:val="ar_AE" w:bidi="ar_AE"/>
-        </w:rPr>
-        <w:t xml:space="preserve"> </w:t>
-      </w:r>
-      <w:r>
-        <w:rPr>
-          <w:lang w:val="ar_AE" w:bidi="ar_AE"/>
-        </w:rPr>
-        <w:t>عَمِّي</w:t>
-      </w:r>
-      <w:r>
-        <w:rPr>
-          <w:lang w:val="ar_AE" w:bidi="ar_AE"/>
-        </w:rPr>
-        <w:t>.</w:t>
-      </w:r>
-      <w:r>
-        <w:rPr>
-          <w:lang w:val="ar_AE" w:bidi="ar_AE"/>
-        </w:rPr>
-      </w:r>
-      <w:r>
-        <w:rPr>
-          <w:lang w:val="ar_AE" w:bidi="ar_AE"/>
-        </w:rPr>
-      </w:r>
-    </w:p>
-    <w:p>
-      <w:pPr>
-        <w:bidi/>
-      </w:pPr>
-      <w:r>
-        <w:rPr>
-          <w:lang w:val="ar_AE" w:bidi="ar_AE"/>
-        </w:rPr>
-      </w:r>
-    </w:p>
-    <w:p>
-      <w:pPr>
-        <w:pStyle w:val="Heading2"/>
-        <w:bidi/>
-      </w:pPr>
-      <w:r>
-        <w:rPr>
-          <w:lang w:val="ar_AE" w:bidi="ar_AE"/>
-        </w:rPr>
-        <w:t>لوئيس</w:t>
-      </w:r>
-      <w:r>
-        <w:rPr>
-          <w:lang w:val="ar_AE" w:bidi="ar_AE"/>
-        </w:rPr>
-      </w:r>
-    </w:p>
-    <w:p>
-      <w:pPr>
-        <w:bidi/>
-      </w:pPr>
-      <w:r>
-        <w:rPr>
-          <w:lang w:val="ar_AE" w:bidi="ar_AE"/>
-        </w:rPr>
-      </w:r>
-      <w:r>
-        <w:rPr>
-          <w:lang w:val="ar_AE" w:bidi="ar_AE"/>
-        </w:rPr>
-        <w:t>جدة تيموثاوس (</w:t>
+          <w:t>أعمال الرسل 16:1</w:t>
+        </w:r>
+      </w:hyperlink>
+      <w:r>
+        <w:rPr>
+          <w:lang w:val="ar_AE" w:bidi="ar_AE"/>
+        </w:rPr>
+        <w:t xml:space="preserve">). كانت لوئيس يهودية شديدة التديُّن، وربما صارت مسيحية خلال رحلة بولس التبشيرية الأولى (أعمال الرسل </w:t>
       </w:r>
       <w:hyperlink r:id="rId333">
-        <w:r>
-          <w:rPr>
-            <w:lang w:val="ar_AE" w:bidi="ar_AE"/>
-          </w:rPr>
-          <w:rPr>
-            <w:color w:val="0000EE"/>
-            <w:u w:val="single"/>
-          </w:rPr>
-          <w:t>2تيموثاوس 1:5</w:t>
-        </w:r>
-      </w:hyperlink>
-      <w:r>
-        <w:rPr>
-          <w:lang w:val="ar_AE" w:bidi="ar_AE"/>
-        </w:rPr>
-        <w:t xml:space="preserve">). كانت عائلتها، ومنها </w:t>
-      </w:r>
-      <w:r>
-        <w:rPr>
-          <w:lang w:val="ar_AE" w:bidi="ar_AE"/>
-        </w:rPr>
-        <w:t>أَفْنِيكِي</w:t>
-      </w:r>
-      <w:r>
-        <w:rPr>
-          <w:lang w:val="ar_AE" w:bidi="ar_AE"/>
-        </w:rPr>
-        <w:t>، أم تيموثاوس، تعيش في لسترة (</w:t>
-      </w:r>
-      <w:hyperlink r:id="rId334">
-        <w:r>
-          <w:rPr>
-            <w:lang w:val="ar_AE" w:bidi="ar_AE"/>
-          </w:rPr>
-          <w:rPr>
-            <w:color w:val="0000EE"/>
-            <w:u w:val="single"/>
-          </w:rPr>
-          <w:t>أعمال الرسل 16:1</w:t>
-        </w:r>
-      </w:hyperlink>
-      <w:r>
-        <w:rPr>
-          <w:lang w:val="ar_AE" w:bidi="ar_AE"/>
-        </w:rPr>
-        <w:t xml:space="preserve">). كانت لوئيس يهودية شديدة التديُّن، وربما صارت مسيحية خلال رحلة بولس التبشيرية الأولى (أعمال الرسل </w:t>
-      </w:r>
-      <w:hyperlink r:id="rId335">
         <w:r>
           <w:rPr>
             <w:lang w:val="ar_AE" w:bidi="ar_AE"/>
@@ -18552,7 +18360,7 @@
         </w:rPr>
         <w:t>عارضة النساج—أسطوانة خشبية مستديرة كان يتم لف القماش أو السجاد حولها في أثناء عملية النسج في زمن الكتاب المقدس. وقد تم مقارنة رمح جليات الجتي (</w:t>
       </w:r>
-      <w:hyperlink r:id="rId336">
+      <w:hyperlink r:id="rId334">
         <w:r>
           <w:rPr>
             <w:lang w:val="ar_AE" w:bidi="ar_AE"/>
@@ -18606,7 +18414,7 @@
         </w:rPr>
         <w:t>) ورمح رجل مصري قتله بنايا، أحد رجال داود الأقوياء (</w:t>
       </w:r>
-      <w:hyperlink r:id="rId337">
+      <w:hyperlink r:id="rId335">
         <w:r>
           <w:rPr>
             <w:lang w:val="ar_AE" w:bidi="ar_AE"/>
@@ -18643,6 +18451,42 @@
         </w:rPr>
         <w:t>جذع شجرة أو لوح خشب قد تم قطعه واستخدامه لأغراض البناء. وقد استخدم الملك سليمان عوارض وألواح الأرز لبناء الهيكل (</w:t>
       </w:r>
+      <w:hyperlink r:id="rId336">
+        <w:r>
+          <w:rPr>
+            <w:lang w:val="ar_AE" w:bidi="ar_AE"/>
+          </w:rPr>
+          <w:rPr>
+            <w:color w:val="0000EE"/>
+            <w:u w:val="single"/>
+          </w:rPr>
+          <w:t>1 ملوك 6:9</w:t>
+        </w:r>
+      </w:hyperlink>
+      <w:r>
+        <w:rPr>
+          <w:lang w:val="ar_AE" w:bidi="ar_AE"/>
+        </w:rPr>
+        <w:t xml:space="preserve">; </w:t>
+      </w:r>
+      <w:hyperlink r:id="rId337">
+        <w:r>
+          <w:rPr>
+            <w:lang w:val="ar_AE" w:bidi="ar_AE"/>
+          </w:rPr>
+          <w:rPr>
+            <w:color w:val="0000EE"/>
+            <w:u w:val="single"/>
+          </w:rPr>
+          <w:t>2 أخبار الأيام 3:7</w:t>
+        </w:r>
+      </w:hyperlink>
+      <w:r>
+        <w:rPr>
+          <w:lang w:val="ar_AE" w:bidi="ar_AE"/>
+        </w:rPr>
+        <w:t>) و"بيت وعر لبنان" الخاص به (</w:t>
+      </w:r>
       <w:hyperlink r:id="rId338">
         <w:r>
           <w:rPr>
@@ -18652,52 +18496,16 @@
             <w:color w:val="0000EE"/>
             <w:u w:val="single"/>
           </w:rPr>
-          <w:t>1 ملوك 6:9</w:t>
-        </w:r>
-      </w:hyperlink>
-      <w:r>
-        <w:rPr>
-          <w:lang w:val="ar_AE" w:bidi="ar_AE"/>
-        </w:rPr>
-        <w:t xml:space="preserve">; </w:t>
+          <w:t>1 ملوك 7:2, 12</w:t>
+        </w:r>
+      </w:hyperlink>
+      <w:r>
+        <w:rPr>
+          <w:lang w:val="ar_AE" w:bidi="ar_AE"/>
+        </w:rPr>
+        <w:t>). وهناك إشارة أخرى إلى عوارض الأرز ربما تشير إلى رائحتها (</w:t>
       </w:r>
       <w:hyperlink r:id="rId339">
-        <w:r>
-          <w:rPr>
-            <w:lang w:val="ar_AE" w:bidi="ar_AE"/>
-          </w:rPr>
-          <w:rPr>
-            <w:color w:val="0000EE"/>
-            <w:u w:val="single"/>
-          </w:rPr>
-          <w:t>2 أخبار الأيام 3:7</w:t>
-        </w:r>
-      </w:hyperlink>
-      <w:r>
-        <w:rPr>
-          <w:lang w:val="ar_AE" w:bidi="ar_AE"/>
-        </w:rPr>
-        <w:t>) و"بيت وعر لبنان" الخاص به (</w:t>
-      </w:r>
-      <w:hyperlink r:id="rId340">
-        <w:r>
-          <w:rPr>
-            <w:lang w:val="ar_AE" w:bidi="ar_AE"/>
-          </w:rPr>
-          <w:rPr>
-            <w:color w:val="0000EE"/>
-            <w:u w:val="single"/>
-          </w:rPr>
-          <w:t>1 ملوك 7:2, 12</w:t>
-        </w:r>
-      </w:hyperlink>
-      <w:r>
-        <w:rPr>
-          <w:lang w:val="ar_AE" w:bidi="ar_AE"/>
-        </w:rPr>
-        <w:t>). وهناك إشارة أخرى إلى عوارض الأرز ربما تشير إلى رائحتها (</w:t>
-      </w:r>
-      <w:hyperlink r:id="rId341">
         <w:r>
           <w:rPr>
             <w:lang w:val="ar_AE" w:bidi="ar_AE"/>
@@ -18753,6 +18561,245 @@
         </w:rPr>
         <w:t>عارضة (نسخة الملك جيمس) أو لوح الخشبي (نسخة RTV) قد ذكرها يسوع في (</w:t>
       </w:r>
+      <w:hyperlink r:id="rId340">
+        <w:r>
+          <w:rPr>
+            <w:lang w:val="ar_AE" w:bidi="ar_AE"/>
+          </w:rPr>
+          <w:rPr>
+            <w:color w:val="0000EE"/>
+            <w:u w:val="single"/>
+          </w:rPr>
+          <w:t>متى 7:3–5</w:t>
+        </w:r>
+      </w:hyperlink>
+      <w:r>
+        <w:rPr>
+          <w:lang w:val="ar_AE" w:bidi="ar_AE"/>
+        </w:rPr>
+        <w:t xml:space="preserve">; </w:t>
+      </w:r>
+      <w:hyperlink r:id="rId341">
+        <w:r>
+          <w:rPr>
+            <w:lang w:val="ar_AE" w:bidi="ar_AE"/>
+          </w:rPr>
+          <w:rPr>
+            <w:color w:val="0000EE"/>
+            <w:u w:val="single"/>
+          </w:rPr>
+          <w:t>لوقا 6:41–42</w:t>
+        </w:r>
+      </w:hyperlink>
+      <w:r>
+        <w:rPr>
+          <w:lang w:val="ar_AE" w:bidi="ar_AE"/>
+        </w:rPr>
+        <w:t>). فقد قارن يسوع لوح الخشب الموجود في عين الشخص الذي يدين بالقشة أو القذى (نسخة الملك جيمس) أو عود الخشب (نسخة RTV) في عين أخيه.</w:t>
+      </w:r>
+      <w:r>
+        <w:rPr>
+          <w:lang w:val="ar_AE" w:bidi="ar_AE"/>
+        </w:rPr>
+      </w:r>
+      <w:r>
+        <w:rPr>
+          <w:lang w:val="ar_AE" w:bidi="ar_AE"/>
+        </w:rPr>
+      </w:r>
+    </w:p>
+    <w:p>
+      <w:pPr>
+        <w:bidi/>
+      </w:pPr>
+      <w:r>
+        <w:rPr>
+          <w:lang w:val="ar_AE" w:bidi="ar_AE"/>
+        </w:rPr>
+      </w:r>
+    </w:p>
+    <w:p>
+      <w:pPr>
+        <w:pStyle w:val="Heading2"/>
+        <w:bidi/>
+      </w:pPr>
+      <w:r>
+        <w:rPr>
+          <w:lang w:val="ar_AE" w:bidi="ar_AE"/>
+        </w:rPr>
+        <w:t>لوح حَجَري</w:t>
+      </w:r>
+      <w:r>
+        <w:rPr>
+          <w:lang w:val="ar_AE" w:bidi="ar_AE"/>
+        </w:rPr>
+      </w:r>
+    </w:p>
+    <w:p>
+      <w:pPr>
+        <w:bidi/>
+      </w:pPr>
+      <w:r>
+        <w:rPr>
+          <w:lang w:val="ar_AE" w:bidi="ar_AE"/>
+        </w:rPr>
+      </w:r>
+      <w:r>
+        <w:rPr>
+          <w:i/>
+          <w:lang w:val="ar_AE" w:bidi="ar_AE"/>
+        </w:rPr>
+        <w:t>انظر</w:t>
+      </w:r>
+      <w:r>
+        <w:rPr>
+          <w:lang w:val="ar_AE" w:bidi="ar_AE"/>
+        </w:rPr>
+        <w:t xml:space="preserve"> </w:t>
+      </w:r>
+      <w:r>
+        <w:rPr>
+          <w:lang w:val="ar_AE" w:bidi="ar_AE"/>
+        </w:rPr>
+        <w:t>الكِتابة</w:t>
+      </w:r>
+      <w:r>
+        <w:rPr>
+          <w:lang w:val="ar_AE" w:bidi="ar_AE"/>
+        </w:rPr>
+        <w:t>.</w:t>
+      </w:r>
+      <w:r>
+        <w:rPr>
+          <w:lang w:val="ar_AE" w:bidi="ar_AE"/>
+        </w:rPr>
+      </w:r>
+      <w:r>
+        <w:rPr>
+          <w:lang w:val="ar_AE" w:bidi="ar_AE"/>
+        </w:rPr>
+      </w:r>
+    </w:p>
+    <w:p>
+      <w:pPr>
+        <w:bidi/>
+      </w:pPr>
+      <w:r>
+        <w:rPr>
+          <w:lang w:val="ar_AE" w:bidi="ar_AE"/>
+        </w:rPr>
+      </w:r>
+    </w:p>
+    <w:p>
+      <w:pPr>
+        <w:pStyle w:val="Heading2"/>
+        <w:bidi/>
+      </w:pPr>
+      <w:r>
+        <w:rPr>
+          <w:lang w:val="ar_AE" w:bidi="ar_AE"/>
+        </w:rPr>
+        <w:t>لوحٌ من الطين</w:t>
+      </w:r>
+      <w:r>
+        <w:rPr>
+          <w:lang w:val="ar_AE" w:bidi="ar_AE"/>
+        </w:rPr>
+      </w:r>
+    </w:p>
+    <w:p>
+      <w:pPr>
+        <w:bidi/>
+      </w:pPr>
+      <w:r>
+        <w:rPr>
+          <w:lang w:val="ar_AE" w:bidi="ar_AE"/>
+        </w:rPr>
+      </w:r>
+      <w:r>
+        <w:rPr>
+          <w:i/>
+          <w:lang w:val="ar_AE" w:bidi="ar_AE"/>
+        </w:rPr>
+        <w:t>انظر</w:t>
+      </w:r>
+      <w:r>
+        <w:rPr>
+          <w:lang w:val="ar_AE" w:bidi="ar_AE"/>
+        </w:rPr>
+        <w:t xml:space="preserve"> </w:t>
+      </w:r>
+      <w:r>
+        <w:rPr>
+          <w:lang w:val="ar_AE" w:bidi="ar_AE"/>
+        </w:rPr>
+        <w:t>الكتابة.</w:t>
+      </w:r>
+      <w:r>
+        <w:rPr>
+          <w:lang w:val="ar_AE" w:bidi="ar_AE"/>
+        </w:rPr>
+      </w:r>
+      <w:r>
+        <w:rPr>
+          <w:lang w:val="ar_AE" w:bidi="ar_AE"/>
+        </w:rPr>
+      </w:r>
+    </w:p>
+    <w:p>
+      <w:pPr>
+        <w:bidi/>
+      </w:pPr>
+      <w:r>
+        <w:rPr>
+          <w:lang w:val="ar_AE" w:bidi="ar_AE"/>
+        </w:rPr>
+      </w:r>
+    </w:p>
+    <w:p>
+      <w:pPr>
+        <w:pStyle w:val="Heading2"/>
+        <w:bidi/>
+      </w:pPr>
+      <w:r>
+        <w:rPr>
+          <w:lang w:val="ar_AE" w:bidi="ar_AE"/>
+        </w:rPr>
+        <w:t>لود</w:t>
+      </w:r>
+      <w:r>
+        <w:rPr>
+          <w:lang w:val="ar_AE" w:bidi="ar_AE"/>
+        </w:rPr>
+      </w:r>
+    </w:p>
+    <w:p>
+      <w:pPr>
+        <w:bidi/>
+      </w:pPr>
+      <w:r>
+        <w:rPr>
+          <w:lang w:val="ar_AE" w:bidi="ar_AE"/>
+        </w:rPr>
+      </w:r>
+      <w:r>
+        <w:rPr>
+          <w:lang w:val="ar_AE" w:bidi="ar_AE"/>
+        </w:rPr>
+        <w:t xml:space="preserve">مدينة تقع على سهل فلسطين الساحلي. تقع المدينة الحديثة، التي تسمَّى اللد، على بعد 10 أميال (16.1 كيلومترًا) جنوب شرق تل أبيب. ظَهَر اسم المدينة لأول مرة في قائمة المدن الكنعانية التي يعود تاريخها إلى عام 1465 ق.م.، في عهد الفرعون المصري تحتمس الثالث، الذي وضع هذه القائمة. يُقال إن مؤسِّس المدينة هو </w:t>
+      </w:r>
+      <w:r>
+        <w:rPr>
+          <w:lang w:val="ar_AE" w:bidi="ar_AE"/>
+        </w:rPr>
+        <w:t>شَامِرُ</w:t>
+      </w:r>
+      <w:r>
+        <w:rPr>
+          <w:lang w:val="ar_AE" w:bidi="ar_AE"/>
+        </w:rPr>
+        <w:t>، من بنيامين (</w:t>
+      </w:r>
       <w:hyperlink r:id="rId342">
         <w:r>
           <w:rPr>
@@ -18762,14 +18809,14 @@
             <w:color w:val="0000EE"/>
             <w:u w:val="single"/>
           </w:rPr>
-          <w:t>متى 7:3–5</w:t>
-        </w:r>
-      </w:hyperlink>
-      <w:r>
-        <w:rPr>
-          <w:lang w:val="ar_AE" w:bidi="ar_AE"/>
-        </w:rPr>
-        <w:t xml:space="preserve">; </w:t>
+          <w:t>1أخبار الأيام 8:12</w:t>
+        </w:r>
+      </w:hyperlink>
+      <w:r>
+        <w:rPr>
+          <w:lang w:val="ar_AE" w:bidi="ar_AE"/>
+        </w:rPr>
+        <w:t>). وهي مدرجة في قائمة الأماكن التي سكن فيها المسبيُّون العائدون من بابل (</w:t>
       </w:r>
       <w:hyperlink r:id="rId343">
         <w:r>
@@ -18780,14 +18827,84 @@
             <w:color w:val="0000EE"/>
             <w:u w:val="single"/>
           </w:rPr>
-          <w:t>لوقا 6:41–42</w:t>
-        </w:r>
-      </w:hyperlink>
-      <w:r>
-        <w:rPr>
-          <w:lang w:val="ar_AE" w:bidi="ar_AE"/>
-        </w:rPr>
-        <w:t>). فقد قارن يسوع لوح الخشب الموجود في عين الشخص الذي يدين بالقشة أو القذى (نسخة الملك جيمس) أو عود الخشب (نسخة RTV) في عين أخيه.</w:t>
+          <w:t>عزرا 2:33؛</w:t>
+        </w:r>
+      </w:hyperlink>
+      <w:r>
+        <w:rPr>
+          <w:lang w:val="ar_AE" w:bidi="ar_AE"/>
+        </w:rPr>
+        <w:t xml:space="preserve"> </w:t>
+      </w:r>
+      <w:hyperlink r:id="rId344">
+        <w:r>
+          <w:rPr>
+            <w:lang w:val="ar_AE" w:bidi="ar_AE"/>
+          </w:rPr>
+          <w:rPr>
+            <w:color w:val="0000EE"/>
+            <w:u w:val="single"/>
+          </w:rPr>
+          <w:t>نحميا 7:37</w:t>
+        </w:r>
+      </w:hyperlink>
+      <w:r>
+        <w:rPr>
+          <w:lang w:val="ar_AE" w:bidi="ar_AE"/>
+        </w:rPr>
+        <w:t>)، كما أُدرِجت في قائمة المدن التي سكنها بنو بنيامين (</w:t>
+      </w:r>
+      <w:hyperlink r:id="rId345">
+        <w:r>
+          <w:rPr>
+            <w:lang w:val="ar_AE" w:bidi="ar_AE"/>
+          </w:rPr>
+          <w:rPr>
+            <w:color w:val="0000EE"/>
+            <w:u w:val="single"/>
+          </w:rPr>
+          <w:t>نحميا 11:35</w:t>
+        </w:r>
+      </w:hyperlink>
+      <w:r>
+        <w:rPr>
+          <w:lang w:val="ar_AE" w:bidi="ar_AE"/>
+        </w:rPr>
+        <w:t>). ويمكن تتبُّع تاريخ المدينة من العصر المكابي، مروراً بالفترة الرومانية، التي اشتملت على الحرب اليهودية الأولى والثانية ضد الرومان، إلى الفترة البيزنطية والصليبية، ووصولاً إلى العصور الحديثة.</w:t>
+      </w:r>
+    </w:p>
+    <w:p>
+      <w:pPr>
+        <w:bidi/>
+      </w:pPr>
+      <w:r>
+        <w:rPr>
+          <w:lang w:val="ar_AE" w:bidi="ar_AE"/>
+        </w:rPr>
+      </w:r>
+      <w:r>
+        <w:rPr>
+          <w:lang w:val="ar_AE" w:bidi="ar_AE"/>
+        </w:rPr>
+        <w:t>في حقبة العهد الجديد، تؤكِّد المصادر اليهودية على أهمية المدينة، التي كانت تسمَّى لدة في ذلك الوقت. وقد كان بها سوق كبير، وكانت معروفة بتربية الماشية. كما ازدهرت فيها صناعة النسيج، والصباغة، وصناعة الفخار. وكانت مقرًّا لمجمع السنهدرين. وقام علماء تلموديون معروفون بالتعليم هناك. كان هذا هو المجتمع المزدهر والصاخب الذي وجده بطرس عندما زار المدينة وخدم المؤمنين فيها (</w:t>
+      </w:r>
+      <w:hyperlink r:id="rId346">
+        <w:r>
+          <w:rPr>
+            <w:lang w:val="ar_AE" w:bidi="ar_AE"/>
+          </w:rPr>
+          <w:rPr>
+            <w:color w:val="0000EE"/>
+            <w:u w:val="single"/>
+          </w:rPr>
+          <w:t>أعمال الرسل 9:32–35</w:t>
+        </w:r>
+      </w:hyperlink>
+      <w:r>
+        <w:rPr>
+          <w:lang w:val="ar_AE" w:bidi="ar_AE"/>
+        </w:rPr>
+        <w:t>).</w:t>
       </w:r>
       <w:r>
         <w:rPr>
@@ -18819,28 +18936,785 @@
         <w:rPr>
           <w:lang w:val="ar_AE" w:bidi="ar_AE"/>
         </w:rPr>
-        <w:t>لوح حَجَري</w:t>
-      </w:r>
-      <w:r>
-        <w:rPr>
-          <w:lang w:val="ar_AE" w:bidi="ar_AE"/>
-        </w:rPr>
-      </w:r>
-    </w:p>
-    <w:p>
-      <w:pPr>
-        <w:bidi/>
-      </w:pPr>
-      <w:r>
-        <w:rPr>
-          <w:lang w:val="ar_AE" w:bidi="ar_AE"/>
-        </w:rPr>
+        <w:t>لُود، لُودِيم، اللُّودِيُّون</w:t>
+      </w:r>
+      <w:r>
+        <w:rPr>
+          <w:lang w:val="ar_AE" w:bidi="ar_AE"/>
+        </w:rPr>
+      </w:r>
+    </w:p>
+    <w:p>
+      <w:pPr>
+        <w:pStyle w:val="Heading2"/>
+        <w:bidi/>
+      </w:pPr>
+      <w:r>
+        <w:rPr>
+          <w:lang w:val="ar_AE" w:bidi="ar_AE"/>
+        </w:rPr>
+        <w:t>لُود</w:t>
+      </w:r>
+      <w:r>
+        <w:rPr>
+          <w:lang w:val="ar_AE" w:bidi="ar_AE"/>
+        </w:rPr>
+        <w:t xml:space="preserve">، </w:t>
+      </w:r>
+      <w:r>
+        <w:rPr>
+          <w:lang w:val="ar_AE" w:bidi="ar_AE"/>
+        </w:rPr>
+        <w:t>لُودِيم</w:t>
+      </w:r>
+      <w:r>
+        <w:rPr>
+          <w:lang w:val="ar_AE" w:bidi="ar_AE"/>
+        </w:rPr>
+        <w:t>* اللُّودِيُّون</w:t>
+      </w:r>
+    </w:p>
+    <w:p>
+      <w:pPr>
+        <w:bidi/>
+      </w:pPr>
+      <w:r>
+        <w:rPr>
+          <w:lang w:val="ar_AE" w:bidi="ar_AE"/>
+        </w:rPr>
+      </w:r>
+      <w:r>
+        <w:rPr>
+          <w:lang w:val="ar_AE" w:bidi="ar_AE"/>
+        </w:rPr>
+        <w:t xml:space="preserve">أسماء مذكورة في جدول الأمم في </w:t>
+      </w:r>
+      <w:hyperlink r:id="rId347">
+        <w:r>
+          <w:rPr>
+            <w:lang w:val="ar_AE" w:bidi="ar_AE"/>
+          </w:rPr>
+          <w:rPr>
+            <w:color w:val="0000EE"/>
+            <w:u w:val="single"/>
+          </w:rPr>
+          <w:t>تكوين 10</w:t>
+        </w:r>
+      </w:hyperlink>
+      <w:r>
+        <w:rPr>
+          <w:lang w:val="ar_AE" w:bidi="ar_AE"/>
+        </w:rPr>
+        <w:t xml:space="preserve">. يُذكر لُودِيم أنه أول أبناء </w:t>
+      </w:r>
+      <w:r>
+        <w:rPr>
+          <w:lang w:val="ar_AE" w:bidi="ar_AE"/>
+        </w:rPr>
+        <w:t>مِصْرَايِم</w:t>
+      </w:r>
+      <w:r>
+        <w:rPr>
+          <w:lang w:val="ar_AE" w:bidi="ar_AE"/>
+        </w:rPr>
+        <w:t xml:space="preserve">، ويُذكر لُود أنه ابن رابع لسَام. بالاستناد إلى هذا، ربما يكون من الأفضل اعتبارهما ينتميان لأصول عرقية مختلفة. ومع ذلك، افترض البعض أنَّ كلا الاسمين يشيران إلى شعب من أَسِيَّا الصغرى، </w:t>
+      </w:r>
+      <w:r>
+        <w:rPr>
+          <w:lang w:val="ar_AE" w:bidi="ar_AE"/>
+        </w:rPr>
+        <w:t>اللُّودِيِّين</w:t>
+      </w:r>
+      <w:r>
+        <w:rPr>
+          <w:lang w:val="ar_AE" w:bidi="ar_AE"/>
+        </w:rPr>
+        <w:t xml:space="preserve">، الذين ذُكروا في نقوش أَشُّوربانيبال باسم </w:t>
       </w:r>
       <w:r>
         <w:rPr>
           <w:i/>
           <w:lang w:val="ar_AE" w:bidi="ar_AE"/>
         </w:rPr>
+        <w:t>لودّو.</w:t>
+      </w:r>
+      <w:r>
+        <w:rPr>
+          <w:lang w:val="ar_AE" w:bidi="ar_AE"/>
+        </w:rPr>
+        <w:t xml:space="preserve"> ما من شك </w:t>
+      </w:r>
+      <w:r>
+        <w:rPr>
+          <w:lang w:val="ar_AE" w:bidi="ar_AE"/>
+        </w:rPr>
+        <w:t xml:space="preserve">في أن </w:t>
+      </w:r>
+      <w:r>
+        <w:rPr>
+          <w:lang w:val="ar_AE" w:bidi="ar_AE"/>
+        </w:rPr>
+        <w:t>لُود</w:t>
+      </w:r>
+      <w:r>
+        <w:rPr>
+          <w:lang w:val="ar_AE" w:bidi="ar_AE"/>
+        </w:rPr>
+        <w:t>، على الأقل، هو اسم له صلة</w:t>
+      </w:r>
+      <w:r>
+        <w:rPr>
+          <w:lang w:val="ar_AE" w:bidi="ar_AE"/>
+        </w:rPr>
+        <w:t xml:space="preserve"> بلِيديّة. هذا ما أكده يوسيفوس (</w:t>
+      </w:r>
+      <w:r>
+        <w:rPr>
+          <w:i/>
+          <w:lang w:val="ar_AE" w:bidi="ar_AE"/>
+        </w:rPr>
+        <w:t>الآثار</w:t>
+      </w:r>
+      <w:r>
+        <w:rPr>
+          <w:lang w:val="ar_AE" w:bidi="ar_AE"/>
+        </w:rPr>
+        <w:t xml:space="preserve"> 1.6.4.)، بوجود صلة ما بين الشخصية التوراتية لُود واللُّودِيِّين التاريخيين. في </w:t>
+      </w:r>
+      <w:hyperlink r:id="rId348">
+        <w:r>
+          <w:rPr>
+            <w:lang w:val="ar_AE" w:bidi="ar_AE"/>
+          </w:rPr>
+          <w:rPr>
+            <w:color w:val="0000EE"/>
+            <w:u w:val="single"/>
+          </w:rPr>
+          <w:t>إشعياء 66:19</w:t>
+        </w:r>
+      </w:hyperlink>
+      <w:r>
+        <w:rPr>
+          <w:lang w:val="ar_AE" w:bidi="ar_AE"/>
+        </w:rPr>
+        <w:t>، يُذكر بين أمم أخرى من أَسِيَّا الصغرى.</w:t>
+      </w:r>
+    </w:p>
+    <w:p>
+      <w:pPr>
+        <w:bidi/>
+      </w:pPr>
+      <w:r>
+        <w:rPr>
+          <w:lang w:val="ar_AE" w:bidi="ar_AE"/>
+        </w:rPr>
+      </w:r>
+      <w:r>
+        <w:rPr>
+          <w:lang w:val="ar_AE" w:bidi="ar_AE"/>
+        </w:rPr>
+        <w:t xml:space="preserve">غالبًا ما يُذكر لُود في سياقات تشير إلى أنَّ الرجال كانوا معروفين بمهارتهم في القتال. وفقًا لـ </w:t>
+      </w:r>
+      <w:hyperlink r:id="rId349">
+        <w:r>
+          <w:rPr>
+            <w:lang w:val="ar_AE" w:bidi="ar_AE"/>
+          </w:rPr>
+          <w:rPr>
+            <w:color w:val="0000EE"/>
+            <w:u w:val="single"/>
+          </w:rPr>
+          <w:t>إِرْمِيَا 46:9</w:t>
+        </w:r>
+      </w:hyperlink>
+      <w:r>
+        <w:rPr>
+          <w:lang w:val="ar_AE" w:bidi="ar_AE"/>
+        </w:rPr>
+        <w:t xml:space="preserve">، حاربوا مع المصريين ضد البابليين في معركة كَرْكَمِيش في عام 605 ق.م. في الرثاء على صُور في </w:t>
+      </w:r>
+      <w:hyperlink r:id="rId350">
+        <w:r>
+          <w:rPr>
+            <w:lang w:val="ar_AE" w:bidi="ar_AE"/>
+          </w:rPr>
+          <w:rPr>
+            <w:color w:val="0000EE"/>
+            <w:u w:val="single"/>
+          </w:rPr>
+          <w:t>حِزْقِيَال 27:10</w:t>
+        </w:r>
+      </w:hyperlink>
+      <w:r>
+        <w:rPr>
+          <w:lang w:val="ar_AE" w:bidi="ar_AE"/>
+        </w:rPr>
+        <w:t xml:space="preserve">، أُدرجوا بين آخرين على أنهم مُرْتَزِقَة في جيش صُور. ربما كان </w:t>
+      </w:r>
+      <w:hyperlink r:id="rId351">
+        <w:r>
+          <w:rPr>
+            <w:lang w:val="ar_AE" w:bidi="ar_AE"/>
+          </w:rPr>
+          <w:rPr>
+            <w:color w:val="0000EE"/>
+            <w:u w:val="single"/>
+          </w:rPr>
+          <w:t>حِزْقِيَال 30:5</w:t>
+        </w:r>
+      </w:hyperlink>
+      <w:r>
+        <w:rPr>
+          <w:lang w:val="ar_AE" w:bidi="ar_AE"/>
+        </w:rPr>
+        <w:t xml:space="preserve"> هو وصف آخر للُّودِيِّين الذين كانوا يحاربون مُرْتَزِقَة - هذه المرة في الجيش المصري. يعود هذا الدعم العسكري لمِصْر إلى الحِقْبَة الأشُّوريّة عندما أرسل جيجز دعمًا عسكريًا إلى </w:t>
+      </w:r>
+      <w:r>
+        <w:rPr>
+          <w:lang w:val="ar_AE" w:bidi="ar_AE"/>
+        </w:rPr>
+        <w:t>بسماتيكوس</w:t>
+      </w:r>
+      <w:r>
+        <w:rPr>
+          <w:lang w:val="ar_AE" w:bidi="ar_AE"/>
+        </w:rPr>
+        <w:t xml:space="preserve"> ملك مِصْر ضد الأشُّوريِّين.</w:t>
+      </w:r>
+    </w:p>
+    <w:p>
+      <w:pPr>
+        <w:bidi/>
+      </w:pPr>
+      <w:r>
+        <w:rPr>
+          <w:lang w:val="ar_AE" w:bidi="ar_AE"/>
+        </w:rPr>
+      </w:r>
+      <w:r>
+        <w:rPr>
+          <w:i/>
+          <w:lang w:val="ar_AE" w:bidi="ar_AE"/>
+        </w:rPr>
+        <w:t>انظر أيضًا</w:t>
+      </w:r>
+      <w:r>
+        <w:rPr>
+          <w:lang w:val="ar_AE" w:bidi="ar_AE"/>
+        </w:rPr>
+        <w:t xml:space="preserve"> </w:t>
+      </w:r>
+      <w:r>
+        <w:rPr>
+          <w:lang w:val="ar_AE" w:bidi="ar_AE"/>
+        </w:rPr>
+        <w:t>لِيدِيَّة (مكان)</w:t>
+      </w:r>
+      <w:r>
+        <w:rPr>
+          <w:lang w:val="ar_AE" w:bidi="ar_AE"/>
+        </w:rPr>
+        <w:t>.</w:t>
+      </w:r>
+      <w:r>
+        <w:rPr>
+          <w:lang w:val="ar_AE" w:bidi="ar_AE"/>
+        </w:rPr>
+      </w:r>
+      <w:r>
+        <w:rPr>
+          <w:lang w:val="ar_AE" w:bidi="ar_AE"/>
+        </w:rPr>
+      </w:r>
+    </w:p>
+    <w:p>
+      <w:pPr>
+        <w:bidi/>
+      </w:pPr>
+      <w:r>
+        <w:rPr>
+          <w:lang w:val="ar_AE" w:bidi="ar_AE"/>
+        </w:rPr>
+      </w:r>
+    </w:p>
+    <w:p>
+      <w:pPr>
+        <w:pStyle w:val="Heading2"/>
+        <w:bidi/>
+      </w:pPr>
+      <w:r>
+        <w:rPr>
+          <w:lang w:val="ar_AE" w:bidi="ar_AE"/>
+        </w:rPr>
+        <w:t>لُود، ليدية (مكان)</w:t>
+      </w:r>
+      <w:r>
+        <w:rPr>
+          <w:lang w:val="ar_AE" w:bidi="ar_AE"/>
+        </w:rPr>
+      </w:r>
+    </w:p>
+    <w:p>
+      <w:pPr>
+        <w:bidi/>
+      </w:pPr>
+      <w:r>
+        <w:rPr>
+          <w:lang w:val="ar_AE" w:bidi="ar_AE"/>
+        </w:rPr>
+      </w:r>
+      <w:r>
+        <w:rPr>
+          <w:lang w:val="ar_AE" w:bidi="ar_AE"/>
+        </w:rPr>
+        <w:t xml:space="preserve">اسم يُستخدم للدلالة على منطقة جغرافية وردت في </w:t>
+      </w:r>
+      <w:hyperlink r:id="rId349">
+        <w:r>
+          <w:rPr>
+            <w:lang w:val="ar_AE" w:bidi="ar_AE"/>
+          </w:rPr>
+          <w:rPr>
+            <w:color w:val="0000EE"/>
+            <w:u w:val="single"/>
+          </w:rPr>
+          <w:t>إِرْمِيَا 46:9</w:t>
+        </w:r>
+      </w:hyperlink>
+      <w:r>
+        <w:rPr>
+          <w:lang w:val="ar_AE" w:bidi="ar_AE"/>
+        </w:rPr>
+        <w:t xml:space="preserve">، </w:t>
+      </w:r>
+      <w:hyperlink r:id="rId350">
+        <w:r>
+          <w:rPr>
+            <w:lang w:val="ar_AE" w:bidi="ar_AE"/>
+          </w:rPr>
+          <w:rPr>
+            <w:color w:val="0000EE"/>
+            <w:u w:val="single"/>
+          </w:rPr>
+          <w:t>حِزْقِيَالَ 27:10</w:t>
+        </w:r>
+      </w:hyperlink>
+      <w:r>
+        <w:rPr>
+          <w:lang w:val="ar_AE" w:bidi="ar_AE"/>
+        </w:rPr>
+        <w:t>، و</w:t>
+      </w:r>
+      <w:hyperlink r:id="rId351">
+        <w:r>
+          <w:rPr>
+            <w:lang w:val="ar_AE" w:bidi="ar_AE"/>
+          </w:rPr>
+          <w:rPr>
+            <w:color w:val="0000EE"/>
+            <w:u w:val="single"/>
+          </w:rPr>
+          <w:t>30:5</w:t>
+        </w:r>
+      </w:hyperlink>
+      <w:r>
+        <w:rPr>
+          <w:lang w:val="ar_AE" w:bidi="ar_AE"/>
+        </w:rPr>
+        <w:t>. وبينما تستخدم بعض الترجمات اسم "ليدية"، يُدرَج باسم "لود" في بعض الترجمات الأخرى. لكن ليس هناك تأكيد حاسم على أن "ليدية" و"لود" هما نفس المنطقة أو الشعب. يذكر إِرْمِيَا لُود فيمَا يتعلق بالدول الأفريقية الشِّمالية التي لفوط (ليبيَا) وأثيوبيا (</w:t>
+      </w:r>
+      <w:hyperlink r:id="rId349">
+        <w:r>
+          <w:rPr>
+            <w:lang w:val="ar_AE" w:bidi="ar_AE"/>
+          </w:rPr>
+          <w:rPr>
+            <w:color w:val="0000EE"/>
+            <w:u w:val="single"/>
+          </w:rPr>
+          <w:t>إرميا 46:9</w:t>
+        </w:r>
+      </w:hyperlink>
+      <w:r>
+        <w:rPr>
+          <w:lang w:val="ar_AE" w:bidi="ar_AE"/>
+        </w:rPr>
+        <w:t>). ويذكر حِزْقِيَالَ لُود فيمَا يتعلَّق بفوط وفَارِس (</w:t>
+      </w:r>
+      <w:hyperlink r:id="rId350">
+        <w:r>
+          <w:rPr>
+            <w:lang w:val="ar_AE" w:bidi="ar_AE"/>
+          </w:rPr>
+          <w:rPr>
+            <w:color w:val="0000EE"/>
+            <w:u w:val="single"/>
+          </w:rPr>
+          <w:t>حزقيال 27:10</w:t>
+        </w:r>
+      </w:hyperlink>
+      <w:r>
+        <w:rPr>
+          <w:lang w:val="ar_AE" w:bidi="ar_AE"/>
+        </w:rPr>
+        <w:t>)، وأيضًا بالعَرَبِ (</w:t>
+      </w:r>
+      <w:hyperlink r:id="rId351">
+        <w:r>
+          <w:rPr>
+            <w:lang w:val="ar_AE" w:bidi="ar_AE"/>
+          </w:rPr>
+          <w:rPr>
+            <w:color w:val="0000EE"/>
+            <w:u w:val="single"/>
+          </w:rPr>
+          <w:t>30:5</w:t>
+        </w:r>
+      </w:hyperlink>
+      <w:r>
+        <w:rPr>
+          <w:lang w:val="ar_AE" w:bidi="ar_AE"/>
+        </w:rPr>
+        <w:t>). ويعتقد يوسيفوس أن شعب مملكة ليدية يعود إلى لود بن سام بحسب التقاليد اليهودية القديمة (</w:t>
+      </w:r>
+      <w:r>
+        <w:rPr>
+          <w:i/>
+          <w:lang w:val="ar_AE" w:bidi="ar_AE"/>
+        </w:rPr>
+        <w:t>آثار اليهود 1. 6. 4</w:t>
+      </w:r>
+      <w:r>
+        <w:rPr>
+          <w:lang w:val="ar_AE" w:bidi="ar_AE"/>
+        </w:rPr>
+        <w:t>).</w:t>
+      </w:r>
+    </w:p>
+    <w:p>
+      <w:pPr>
+        <w:bidi/>
+      </w:pPr>
+      <w:r>
+        <w:rPr>
+          <w:lang w:val="ar_AE" w:bidi="ar_AE"/>
+        </w:rPr>
+      </w:r>
+      <w:r>
+        <w:rPr>
+          <w:lang w:val="ar_AE" w:bidi="ar_AE"/>
+        </w:rPr>
+        <w:t>على أي حال، يبدو أن لِيدِيَّة تشير إلى مقاطعة في الجزء الغربي من إقليم أَسِيَّا الروماني (تركيا الحديثة)، يحدها من الشمال مِيسِيَّا، ومن ٱلْمَشْرِقِ فَرِيجِيَّةَ، ومن جَنوبًا كاريا، والمدن اليونانية على الساحل في أيونيا من الغرب. وقد أصبحت جزءًا من المناطق التي استولى عليها الرومان بعد هزيمة أنطيوخس الكبير، ملك سوريا، في معركة ماغنيسيا في عام 190 قبل الميلاد.</w:t>
+      </w:r>
+    </w:p>
+    <w:p>
+      <w:pPr>
+        <w:bidi/>
+      </w:pPr>
+      <w:r>
+        <w:rPr>
+          <w:lang w:val="ar_AE" w:bidi="ar_AE"/>
+        </w:rPr>
+      </w:r>
+      <w:r>
+        <w:rPr>
+          <w:lang w:val="ar_AE" w:bidi="ar_AE"/>
+        </w:rPr>
+        <w:t>كانت سَارْدِسَ عاصمة لِيدِيَّة تقع في الداخل بعيدًا عن الساحل، ولم تُظهر المقاطعة أي تطوّر بحري يُذكر. وقد وصفها هيرودوت بأنها أرض غنية وخصبة، فيها وفرة من الفضة (</w:t>
+      </w:r>
+      <w:r>
+        <w:rPr>
+          <w:i/>
+          <w:lang w:val="ar_AE" w:bidi="ar_AE"/>
+        </w:rPr>
+        <w:t>الحروب الفارسية</w:t>
+      </w:r>
+      <w:r>
+        <w:rPr>
+          <w:lang w:val="ar_AE" w:bidi="ar_AE"/>
+        </w:rPr>
+        <w:t xml:space="preserve"> 5.49)، في حين أشار المؤرخ الروماني تاسيتوس إلى ثراء المناطق المحيطة بسارديس (</w:t>
+      </w:r>
+      <w:r>
+        <w:rPr>
+          <w:i/>
+          <w:lang w:val="ar_AE" w:bidi="ar_AE"/>
+        </w:rPr>
+        <w:t>الحوليات</w:t>
+      </w:r>
+      <w:r>
+        <w:rPr>
+          <w:lang w:val="ar_AE" w:bidi="ar_AE"/>
+        </w:rPr>
+        <w:t xml:space="preserve"> 4.55). ويقول هيرودوت أيضًا إن الليديين "كانوا أول أمة تستخدم العملات الذهبية والفضية، وأول من باعوا السلع بالتجزئة" (</w:t>
+      </w:r>
+      <w:r>
+        <w:rPr>
+          <w:i/>
+          <w:lang w:val="ar_AE" w:bidi="ar_AE"/>
+        </w:rPr>
+        <w:t>الحروب الفارسية</w:t>
+      </w:r>
+      <w:r>
+        <w:rPr>
+          <w:lang w:val="ar_AE" w:bidi="ar_AE"/>
+        </w:rPr>
+        <w:t xml:space="preserve"> 1.94).</w:t>
+      </w:r>
+    </w:p>
+    <w:p>
+      <w:pPr>
+        <w:bidi/>
+      </w:pPr>
+      <w:r>
+        <w:rPr>
+          <w:lang w:val="ar_AE" w:bidi="ar_AE"/>
+        </w:rPr>
+      </w:r>
+      <w:r>
+        <w:rPr>
+          <w:lang w:val="ar_AE" w:bidi="ar_AE"/>
+        </w:rPr>
+        <w:t>بحلول زمن العهد الجديد، أصبحت لِيدِيَّة جزءًا من إقليم أَسِيَّا الروماني، بعدما مُنحت لروما في عام 133 قبل الميلاد من قبل الملك البرغامي أتالوس الثالث. كانت خمس من الكنائس التي وُجِّه إليها سِفر الرؤيا تقع في لِيدِيَّة (أَفَسس، سِمِيرْنَا، ساردِس، فِيلَادَلْفِيَا ولَاودِكِيَّةَ).</w:t>
+      </w:r>
+    </w:p>
+    <w:p>
+      <w:pPr>
+        <w:bidi/>
+      </w:pPr>
+      <w:r>
+        <w:rPr>
+          <w:lang w:val="ar_AE" w:bidi="ar_AE"/>
+        </w:rPr>
+      </w:r>
+      <w:r>
+        <w:rPr>
+          <w:i/>
+          <w:lang w:val="ar_AE" w:bidi="ar_AE"/>
+        </w:rPr>
+        <w:t>انظر أيضًا</w:t>
+      </w:r>
+      <w:r>
+        <w:rPr>
+          <w:lang w:val="ar_AE" w:bidi="ar_AE"/>
+        </w:rPr>
+        <w:t xml:space="preserve"> </w:t>
+      </w:r>
+      <w:r>
+        <w:rPr>
+          <w:lang w:val="ar_AE" w:bidi="ar_AE"/>
+        </w:rPr>
+        <w:t>لُود، لوديم، اللوديُّون</w:t>
+      </w:r>
+      <w:r>
+        <w:rPr>
+          <w:lang w:val="ar_AE" w:bidi="ar_AE"/>
+        </w:rPr>
+        <w:t>.</w:t>
+      </w:r>
+      <w:r>
+        <w:rPr>
+          <w:lang w:val="ar_AE" w:bidi="ar_AE"/>
+        </w:rPr>
+      </w:r>
+      <w:r>
+        <w:rPr>
+          <w:lang w:val="ar_AE" w:bidi="ar_AE"/>
+        </w:rPr>
+      </w:r>
+    </w:p>
+    <w:p>
+      <w:pPr>
+        <w:bidi/>
+      </w:pPr>
+      <w:r>
+        <w:rPr>
+          <w:lang w:val="ar_AE" w:bidi="ar_AE"/>
+        </w:rPr>
+      </w:r>
+    </w:p>
+    <w:p>
+      <w:pPr>
+        <w:pStyle w:val="Heading2"/>
+        <w:bidi/>
+      </w:pPr>
+      <w:r>
+        <w:rPr>
+          <w:lang w:val="ar_AE" w:bidi="ar_AE"/>
+        </w:rPr>
+        <w:t>لُودَبَار</w:t>
+      </w:r>
+      <w:r>
+        <w:rPr>
+          <w:lang w:val="ar_AE" w:bidi="ar_AE"/>
+        </w:rPr>
+      </w:r>
+    </w:p>
+    <w:p>
+      <w:pPr>
+        <w:pStyle w:val="Heading2"/>
+        <w:bidi/>
+      </w:pPr>
+      <w:r>
+        <w:rPr>
+          <w:b/>
+          <w:lang w:val="ar_AE" w:bidi="ar_AE"/>
+        </w:rPr>
+        <w:t>لُودَبَار</w:t>
+      </w:r>
+    </w:p>
+    <w:p>
+      <w:pPr>
+        <w:bidi/>
+      </w:pPr>
+      <w:r>
+        <w:rPr>
+          <w:lang w:val="ar_AE" w:bidi="ar_AE"/>
+        </w:rPr>
+      </w:r>
+      <w:r>
+        <w:rPr>
+          <w:lang w:val="ar_AE" w:bidi="ar_AE"/>
+        </w:rPr>
+        <w:t>اسم بديل للاسم دَبِير</w:t>
+      </w:r>
+      <w:r>
+        <w:rPr>
+          <w:b/>
+          <w:lang w:val="ar_AE" w:bidi="ar_AE"/>
+        </w:rPr>
+        <w:t xml:space="preserve">، </w:t>
+      </w:r>
+      <w:r>
+        <w:rPr>
+          <w:lang w:val="ar_AE" w:bidi="ar_AE"/>
+        </w:rPr>
+        <w:t xml:space="preserve"> وهي مدينة في سبط جاد، ورد ذكرها في 2</w:t>
+      </w:r>
+      <w:hyperlink r:id="rId352">
+        <w:r>
+          <w:rPr>
+            <w:lang w:val="ar_AE" w:bidi="ar_AE"/>
+          </w:rPr>
+          <w:rPr>
+            <w:color w:val="0000EE"/>
+            <w:u w:val="single"/>
+          </w:rPr>
+          <w:t>صموئيل 9: 4</w:t>
+        </w:r>
+      </w:hyperlink>
+      <w:r>
+        <w:rPr>
+          <w:lang w:val="ar_AE" w:bidi="ar_AE"/>
+        </w:rPr>
+        <w:t xml:space="preserve"> و</w:t>
+      </w:r>
+      <w:hyperlink r:id="rId353">
+        <w:r>
+          <w:rPr>
+            <w:lang w:val="ar_AE" w:bidi="ar_AE"/>
+          </w:rPr>
+          <w:rPr>
+            <w:color w:val="0000EE"/>
+            <w:u w:val="single"/>
+          </w:rPr>
+          <w:t>عاموس 6: 13</w:t>
+        </w:r>
+      </w:hyperlink>
+      <w:r>
+        <w:rPr>
+          <w:lang w:val="ar_AE" w:bidi="ar_AE"/>
+        </w:rPr>
+        <w:t xml:space="preserve">. انظر </w:t>
+      </w:r>
+      <w:r>
+        <w:rPr>
+          <w:lang w:val="ar_AE" w:bidi="ar_AE"/>
+        </w:rPr>
+        <w:t>دَبِير (اسم مكان) #2</w:t>
+      </w:r>
+      <w:r>
+        <w:rPr>
+          <w:lang w:val="ar_AE" w:bidi="ar_AE"/>
+        </w:rPr>
+        <w:t>.</w:t>
+      </w:r>
+      <w:r>
+        <w:rPr>
+          <w:lang w:val="ar_AE" w:bidi="ar_AE"/>
+        </w:rPr>
+      </w:r>
+      <w:r>
+        <w:rPr>
+          <w:lang w:val="ar_AE" w:bidi="ar_AE"/>
+        </w:rPr>
+      </w:r>
+    </w:p>
+    <w:p>
+      <w:pPr>
+        <w:bidi/>
+      </w:pPr>
+      <w:r>
+        <w:rPr>
+          <w:lang w:val="ar_AE" w:bidi="ar_AE"/>
+        </w:rPr>
+      </w:r>
+    </w:p>
+    <w:p>
+      <w:pPr>
+        <w:pStyle w:val="Heading2"/>
+        <w:bidi/>
+      </w:pPr>
+      <w:r>
+        <w:rPr>
+          <w:lang w:val="ar_AE" w:bidi="ar_AE"/>
+        </w:rPr>
+        <w:t>لو-رحامة</w:t>
+      </w:r>
+      <w:r>
+        <w:rPr>
+          <w:lang w:val="ar_AE" w:bidi="ar_AE"/>
+        </w:rPr>
+      </w:r>
+    </w:p>
+    <w:p>
+      <w:pPr>
+        <w:bidi/>
+      </w:pPr>
+      <w:r>
+        <w:rPr>
+          <w:lang w:val="ar_AE" w:bidi="ar_AE"/>
+        </w:rPr>
+      </w:r>
+      <w:r>
+        <w:rPr>
+          <w:lang w:val="ar_AE" w:bidi="ar_AE"/>
+        </w:rPr>
+        <w:t>اسم رمزي يعني "غير مرحوم" (</w:t>
+      </w:r>
+      <w:hyperlink r:id="rId354">
+        <w:r>
+          <w:rPr>
+            <w:lang w:val="ar_AE" w:bidi="ar_AE"/>
+          </w:rPr>
+          <w:rPr>
+            <w:color w:val="0000EE"/>
+            <w:u w:val="single"/>
+          </w:rPr>
+          <w:t>هوشع 1:6–8</w:t>
+        </w:r>
+      </w:hyperlink>
+      <w:r>
+        <w:rPr>
+          <w:lang w:val="ar_AE" w:bidi="ar_AE"/>
+        </w:rPr>
+        <w:t xml:space="preserve">). وأعطاه النبي هوشع لابنته، مشيراً إلى رفض الله لإسرائيل. </w:t>
+      </w:r>
+      <w:r>
+        <w:rPr>
+          <w:i/>
+          <w:lang w:val="ar_AE" w:bidi="ar_AE"/>
+        </w:rPr>
         <w:t>انظر</w:t>
       </w:r>
       <w:r>
@@ -18853,7 +19727,7 @@
         <w:rPr>
           <w:lang w:val="ar_AE" w:bidi="ar_AE"/>
         </w:rPr>
-        <w:t>الكِتابة</w:t>
+        <w:t>رحامة</w:t>
       </w:r>
       <w:r>
         <w:rPr>
@@ -18891,28 +19765,146 @@
         <w:rPr>
           <w:lang w:val="ar_AE" w:bidi="ar_AE"/>
         </w:rPr>
-        <w:t>لوحٌ من الطين</w:t>
-      </w:r>
-      <w:r>
-        <w:rPr>
-          <w:lang w:val="ar_AE" w:bidi="ar_AE"/>
-        </w:rPr>
-      </w:r>
-    </w:p>
-    <w:p>
-      <w:pPr>
-        <w:bidi/>
-      </w:pPr>
-      <w:r>
-        <w:rPr>
-          <w:lang w:val="ar_AE" w:bidi="ar_AE"/>
-        </w:rPr>
+        <w:t>لُورُحَامَة*</w:t>
+      </w:r>
+      <w:r>
+        <w:rPr>
+          <w:lang w:val="ar_AE" w:bidi="ar_AE"/>
+        </w:rPr>
+      </w:r>
+    </w:p>
+    <w:p>
+      <w:pPr>
+        <w:pStyle w:val="Heading2"/>
+        <w:bidi/>
+      </w:pPr>
+      <w:r>
+        <w:rPr>
+          <w:lang w:val="ar_AE" w:bidi="ar_AE"/>
+        </w:rPr>
+        <w:t>لُورُحَامَة</w:t>
+      </w:r>
+      <w:r>
+        <w:rPr>
+          <w:lang w:val="ar_AE" w:bidi="ar_AE"/>
+        </w:rPr>
+        <w:t>*</w:t>
+      </w:r>
+    </w:p>
+    <w:p>
+      <w:pPr>
+        <w:bidi/>
+      </w:pPr>
+      <w:r>
+        <w:rPr>
+          <w:lang w:val="ar_AE" w:bidi="ar_AE"/>
+        </w:rPr>
+      </w:r>
+      <w:r>
+        <w:rPr>
+          <w:lang w:val="ar_AE" w:bidi="ar_AE"/>
+        </w:rPr>
+        <w:t>الاسم الرمزي الذي أعطاه النبي هوشع لابنته (</w:t>
+      </w:r>
+      <w:hyperlink r:id="rId354">
+        <w:r>
+          <w:rPr>
+            <w:lang w:val="ar_AE" w:bidi="ar_AE"/>
+          </w:rPr>
+          <w:rPr>
+            <w:color w:val="0000EE"/>
+            <w:u w:val="single"/>
+          </w:rPr>
+          <w:t>هوشع 1:6–8</w:t>
+        </w:r>
+      </w:hyperlink>
+      <w:r>
+        <w:rPr>
+          <w:lang w:val="ar_AE" w:bidi="ar_AE"/>
+        </w:rPr>
+        <w:t xml:space="preserve">) كتحذير من الدينونة القادم من ٱلله على إسرائيل، ويعني غير محبوبة أو غير مُشفَق عليها. </w:t>
       </w:r>
       <w:r>
         <w:rPr>
           <w:i/>
           <w:lang w:val="ar_AE" w:bidi="ar_AE"/>
         </w:rPr>
+        <w:t xml:space="preserve">انظر </w:t>
+      </w:r>
+      <w:r>
+        <w:rPr>
+          <w:lang w:val="ar_AE" w:bidi="ar_AE"/>
+        </w:rPr>
+        <w:t>رحامة.</w:t>
+      </w:r>
+      <w:r>
+        <w:rPr>
+          <w:lang w:val="ar_AE" w:bidi="ar_AE"/>
+        </w:rPr>
+      </w:r>
+      <w:r>
+        <w:rPr>
+          <w:lang w:val="ar_AE" w:bidi="ar_AE"/>
+        </w:rPr>
+      </w:r>
+    </w:p>
+    <w:p>
+      <w:pPr>
+        <w:bidi/>
+      </w:pPr>
+      <w:r>
+        <w:rPr>
+          <w:lang w:val="ar_AE" w:bidi="ar_AE"/>
+        </w:rPr>
+      </w:r>
+    </w:p>
+    <w:p>
+      <w:pPr>
+        <w:pStyle w:val="Heading2"/>
+        <w:bidi/>
+      </w:pPr>
+      <w:r>
+        <w:rPr>
+          <w:lang w:val="ar_AE" w:bidi="ar_AE"/>
+        </w:rPr>
+        <w:t>لوز</w:t>
+      </w:r>
+      <w:r>
+        <w:rPr>
+          <w:lang w:val="ar_AE" w:bidi="ar_AE"/>
+        </w:rPr>
+      </w:r>
+    </w:p>
+    <w:p>
+      <w:pPr>
+        <w:bidi/>
+      </w:pPr>
+      <w:r>
+        <w:rPr>
+          <w:lang w:val="ar_AE" w:bidi="ar_AE"/>
+        </w:rPr>
+      </w:r>
+      <w:r>
+        <w:rPr>
+          <w:lang w:val="ar_AE" w:bidi="ar_AE"/>
+        </w:rPr>
+        <w:t>شجرة تشبه شجرة الخوخ بأوراق مسننة ولحاء رمادي. تنمو لتصل إلى ارتفاع من 10 إلى 25 قدمًا (3 إلى 7.6 مترًا).</w:t>
+      </w:r>
+    </w:p>
+    <w:p>
+      <w:pPr>
+        <w:bidi/>
+      </w:pPr>
+      <w:r>
+        <w:rPr>
+          <w:lang w:val="ar_AE" w:bidi="ar_AE"/>
+        </w:rPr>
+      </w:r>
+      <w:r>
+        <w:rPr>
+          <w:i/>
+          <w:lang w:val="ar_AE" w:bidi="ar_AE"/>
+        </w:rPr>
         <w:t>انظر</w:t>
       </w:r>
       <w:r>
@@ -18925,7 +19917,13 @@
         <w:rPr>
           <w:lang w:val="ar_AE" w:bidi="ar_AE"/>
         </w:rPr>
-        <w:t>الكتابة.</w:t>
+        <w:t>النباتات</w:t>
+      </w:r>
+      <w:r>
+        <w:rPr>
+          <w:lang w:val="ar_AE" w:bidi="ar_AE"/>
+        </w:rPr>
+        <w:t>.</w:t>
       </w:r>
       <w:r>
         <w:rPr>
@@ -18957,139 +19955,312 @@
         <w:rPr>
           <w:lang w:val="ar_AE" w:bidi="ar_AE"/>
         </w:rPr>
-        <w:t>لود</w:t>
-      </w:r>
-      <w:r>
-        <w:rPr>
-          <w:lang w:val="ar_AE" w:bidi="ar_AE"/>
-        </w:rPr>
-      </w:r>
-    </w:p>
-    <w:p>
-      <w:pPr>
-        <w:bidi/>
-      </w:pPr>
-      <w:r>
-        <w:rPr>
-          <w:lang w:val="ar_AE" w:bidi="ar_AE"/>
-        </w:rPr>
-      </w:r>
-      <w:r>
-        <w:rPr>
-          <w:lang w:val="ar_AE" w:bidi="ar_AE"/>
-        </w:rPr>
-        <w:t xml:space="preserve">مدينة تقع على سهل فلسطين الساحلي. تقع المدينة الحديثة، التي تسمَّى اللد، على بعد 10 أميال (16.1 كيلومترًا) جنوب شرق تل أبيب. ظَهَر اسم المدينة لأول مرة في قائمة المدن الكنعانية التي يعود تاريخها إلى عام 1465 ق.م.، في عهد الفرعون المصري تحتمس الثالث، الذي وضع هذه القائمة. يُقال إن مؤسِّس المدينة هو </w:t>
-      </w:r>
-      <w:r>
-        <w:rPr>
-          <w:lang w:val="ar_AE" w:bidi="ar_AE"/>
-        </w:rPr>
-        <w:t>شَامِرُ</w:t>
-      </w:r>
-      <w:r>
-        <w:rPr>
-          <w:lang w:val="ar_AE" w:bidi="ar_AE"/>
-        </w:rPr>
-        <w:t>، من بنيامين (</w:t>
-      </w:r>
-      <w:hyperlink r:id="rId344">
-        <w:r>
-          <w:rPr>
-            <w:lang w:val="ar_AE" w:bidi="ar_AE"/>
-          </w:rPr>
-          <w:rPr>
-            <w:color w:val="0000EE"/>
-            <w:u w:val="single"/>
-          </w:rPr>
-          <w:t>1أخبار الأيام 8:12</w:t>
-        </w:r>
-      </w:hyperlink>
-      <w:r>
-        <w:rPr>
-          <w:lang w:val="ar_AE" w:bidi="ar_AE"/>
-        </w:rPr>
-        <w:t>). وهي مدرجة في قائمة الأماكن التي سكن فيها المسبيُّون العائدون من بابل (</w:t>
-      </w:r>
-      <w:hyperlink r:id="rId345">
-        <w:r>
-          <w:rPr>
-            <w:lang w:val="ar_AE" w:bidi="ar_AE"/>
-          </w:rPr>
-          <w:rPr>
-            <w:color w:val="0000EE"/>
-            <w:u w:val="single"/>
-          </w:rPr>
-          <w:t>عزرا 2:33؛</w:t>
-        </w:r>
-      </w:hyperlink>
+        <w:t>لَوْز</w:t>
+      </w:r>
+      <w:r>
+        <w:rPr>
+          <w:lang w:val="ar_AE" w:bidi="ar_AE"/>
+        </w:rPr>
+      </w:r>
+    </w:p>
+    <w:p>
+      <w:pPr>
+        <w:pStyle w:val="Heading2"/>
+        <w:bidi/>
+      </w:pPr>
+      <w:r>
+        <w:rPr>
+          <w:lang w:val="ar_AE" w:bidi="ar_AE"/>
+        </w:rPr>
+        <w:t>لَوْز</w:t>
+      </w:r>
+      <w:r>
+        <w:rPr>
+          <w:lang w:val="ar_AE" w:bidi="ar_AE"/>
+        </w:rPr>
+        <w:t>*</w:t>
+      </w:r>
+    </w:p>
+    <w:p>
+      <w:pPr>
+        <w:bidi/>
+      </w:pPr>
+      <w:r>
+        <w:rPr>
+          <w:lang w:val="ar_AE" w:bidi="ar_AE"/>
+        </w:rPr>
+      </w:r>
+      <w:r>
+        <w:rPr>
+          <w:lang w:val="ar_AE" w:bidi="ar_AE"/>
+        </w:rPr>
+        <w:t xml:space="preserve">كلمة وردت في </w:t>
+      </w:r>
+      <w:hyperlink r:id="rId355">
+        <w:r>
+          <w:rPr>
+            <w:lang w:val="ar_AE" w:bidi="ar_AE"/>
+          </w:rPr>
+          <w:rPr>
+            <w:color w:val="0000EE"/>
+            <w:u w:val="single"/>
+          </w:rPr>
+          <w:t>تكوين 30:37</w:t>
+        </w:r>
+      </w:hyperlink>
+      <w:r>
+        <w:rPr>
+          <w:lang w:val="ar_AE" w:bidi="ar_AE"/>
+        </w:rPr>
+        <w:t xml:space="preserve">. </w:t>
+      </w:r>
+      <w:r>
+        <w:rPr>
+          <w:i/>
+          <w:lang w:val="ar_AE" w:bidi="ar_AE"/>
+        </w:rPr>
+        <w:t>انظر</w:t>
+      </w:r>
       <w:r>
         <w:rPr>
           <w:lang w:val="ar_AE" w:bidi="ar_AE"/>
         </w:rPr>
         <w:t xml:space="preserve"> </w:t>
       </w:r>
-      <w:hyperlink r:id="rId346">
-        <w:r>
-          <w:rPr>
-            <w:lang w:val="ar_AE" w:bidi="ar_AE"/>
-          </w:rPr>
-          <w:rPr>
-            <w:color w:val="0000EE"/>
-            <w:u w:val="single"/>
-          </w:rPr>
-          <w:t>نحميا 7:37</w:t>
-        </w:r>
-      </w:hyperlink>
-      <w:r>
-        <w:rPr>
-          <w:lang w:val="ar_AE" w:bidi="ar_AE"/>
-        </w:rPr>
-        <w:t>)، كما أُدرِجت في قائمة المدن التي سكنها بنو بنيامين (</w:t>
-      </w:r>
-      <w:hyperlink r:id="rId347">
-        <w:r>
-          <w:rPr>
-            <w:lang w:val="ar_AE" w:bidi="ar_AE"/>
-          </w:rPr>
-          <w:rPr>
-            <w:color w:val="0000EE"/>
-            <w:u w:val="single"/>
-          </w:rPr>
-          <w:t>نحميا 11:35</w:t>
-        </w:r>
-      </w:hyperlink>
-      <w:r>
-        <w:rPr>
-          <w:lang w:val="ar_AE" w:bidi="ar_AE"/>
-        </w:rPr>
-        <w:t>). ويمكن تتبُّع تاريخ المدينة من العصر المكابي، مروراً بالفترة الرومانية، التي اشتملت على الحرب اليهودية الأولى والثانية ضد الرومان، إلى الفترة البيزنطية والصليبية، ووصولاً إلى العصور الحديثة.</w:t>
-      </w:r>
-    </w:p>
-    <w:p>
-      <w:pPr>
-        <w:bidi/>
-      </w:pPr>
-      <w:r>
-        <w:rPr>
-          <w:lang w:val="ar_AE" w:bidi="ar_AE"/>
-        </w:rPr>
-      </w:r>
-      <w:r>
-        <w:rPr>
-          <w:lang w:val="ar_AE" w:bidi="ar_AE"/>
-        </w:rPr>
-        <w:t>في حقبة العهد الجديد، تؤكِّد المصادر اليهودية على أهمية المدينة، التي كانت تسمَّى لدة في ذلك الوقت. وقد كان بها سوق كبير، وكانت معروفة بتربية الماشية. كما ازدهرت فيها صناعة النسيج، والصباغة، وصناعة الفخار. وكانت مقرًّا لمجمع السنهدرين. وقام علماء تلموديون معروفون بالتعليم هناك. كان هذا هو المجتمع المزدهر والصاخب الذي وجده بطرس عندما زار المدينة وخدم المؤمنين فيها (</w:t>
-      </w:r>
-      <w:hyperlink r:id="rId348">
-        <w:r>
-          <w:rPr>
-            <w:lang w:val="ar_AE" w:bidi="ar_AE"/>
-          </w:rPr>
-          <w:rPr>
-            <w:color w:val="0000EE"/>
-            <w:u w:val="single"/>
-          </w:rPr>
-          <w:t>أعمال الرسل 9:32–35</w:t>
+      <w:r>
+        <w:rPr>
+          <w:lang w:val="ar_AE" w:bidi="ar_AE"/>
+        </w:rPr>
+        <w:t>النباتات (اللَّوْز)</w:t>
+      </w:r>
+      <w:r>
+        <w:rPr>
+          <w:lang w:val="ar_AE" w:bidi="ar_AE"/>
+        </w:rPr>
+        <w:t>.</w:t>
+      </w:r>
+      <w:r>
+        <w:rPr>
+          <w:lang w:val="ar_AE" w:bidi="ar_AE"/>
+        </w:rPr>
+      </w:r>
+      <w:r>
+        <w:rPr>
+          <w:lang w:val="ar_AE" w:bidi="ar_AE"/>
+        </w:rPr>
+      </w:r>
+    </w:p>
+    <w:p>
+      <w:pPr>
+        <w:bidi/>
+      </w:pPr>
+      <w:r>
+        <w:rPr>
+          <w:lang w:val="ar_AE" w:bidi="ar_AE"/>
+        </w:rPr>
+      </w:r>
+    </w:p>
+    <w:p>
+      <w:pPr>
+        <w:pStyle w:val="Heading2"/>
+        <w:bidi/>
+      </w:pPr>
+      <w:r>
+        <w:rPr>
+          <w:lang w:val="ar_AE" w:bidi="ar_AE"/>
+        </w:rPr>
+        <w:t>لُوز</w:t>
+      </w:r>
+      <w:r>
+        <w:rPr>
+          <w:lang w:val="ar_AE" w:bidi="ar_AE"/>
+        </w:rPr>
+      </w:r>
+    </w:p>
+    <w:p>
+      <w:pPr>
+        <w:pStyle w:val="Heading2"/>
+        <w:bidi/>
+      </w:pPr>
+      <w:r>
+        <w:rPr>
+          <w:lang w:val="ar_AE" w:bidi="ar_AE"/>
+        </w:rPr>
+        <w:t>لُوز</w:t>
+      </w:r>
+    </w:p>
+    <w:p>
+      <w:pPr>
+        <w:bidi/>
+      </w:pPr>
+      <w:r>
+        <w:rPr>
+          <w:lang w:val="ar_AE" w:bidi="ar_AE"/>
+        </w:rPr>
+      </w:r>
+      <w:r>
+        <w:rPr>
+          <w:lang w:val="ar_AE" w:bidi="ar_AE"/>
+        </w:rPr>
+        <w:t>1. اسم كنعاني أصلي لمدينة بَيْت إيل (</w:t>
+      </w:r>
+      <w:hyperlink r:id="rId356">
+        <w:r>
+          <w:rPr>
+            <w:lang w:val="ar_AE" w:bidi="ar_AE"/>
+          </w:rPr>
+          <w:rPr>
+            <w:color w:val="0000EE"/>
+            <w:u w:val="single"/>
+          </w:rPr>
+          <w:t>تكوين 28:19؛</w:t>
+        </w:r>
+      </w:hyperlink>
+      <w:r>
+        <w:rPr>
+          <w:lang w:val="ar_AE" w:bidi="ar_AE"/>
+        </w:rPr>
+        <w:t xml:space="preserve"> </w:t>
+      </w:r>
+      <w:hyperlink r:id="rId357">
+        <w:r>
+          <w:rPr>
+            <w:lang w:val="ar_AE" w:bidi="ar_AE"/>
+          </w:rPr>
+          <w:rPr>
+            <w:color w:val="0000EE"/>
+            <w:u w:val="single"/>
+          </w:rPr>
+          <w:t>35:6</w:t>
+        </w:r>
+      </w:hyperlink>
+      <w:r>
+        <w:rPr>
+          <w:lang w:val="ar_AE" w:bidi="ar_AE"/>
+        </w:rPr>
+        <w:t xml:space="preserve">). هنا رأى يَعْقوب حلمًا من الله. اعترافًا بحضور الله، أطلق على المكان اسم "بَيْت الله" (بَيْت إيل). ربما لم يكن يَعْقوب في المدينة نفسها، ما قد يفسر التباين الظاهر في </w:t>
+      </w:r>
+      <w:hyperlink r:id="rId358">
+        <w:r>
+          <w:rPr>
+            <w:lang w:val="ar_AE" w:bidi="ar_AE"/>
+          </w:rPr>
+          <w:rPr>
+            <w:color w:val="0000EE"/>
+            <w:u w:val="single"/>
+          </w:rPr>
+          <w:t>يشوع 16:2</w:t>
+        </w:r>
+      </w:hyperlink>
+      <w:r>
+        <w:rPr>
+          <w:lang w:val="ar_AE" w:bidi="ar_AE"/>
+        </w:rPr>
+        <w:t>. العبارة "</w:t>
+      </w:r>
+      <w:r>
+        <w:rPr>
+          <w:lang w:val="ar_AE" w:bidi="ar_AE"/>
+        </w:rPr>
+        <w:t>مِنْ بَيْتِ إِيلَ إِلَى لُوز</w:t>
+      </w:r>
+      <w:r>
+        <w:rPr>
+          <w:lang w:val="ar_AE" w:bidi="ar_AE"/>
+        </w:rPr>
+        <w:t>" في وصف حدود الأرض المخصصة لبيت يُوسُف (أَفْرَايِم ومَنَسَّى) تبدو وكأنها تميز بَيْت إيل عن لُوز كما لو كانتا مدينتين مختلفتين. ربما يكمن الحل في أنَّ استخدام اسم لُوز للإشارة إلى المدينة كان مستمرًا، بينما في الوقت نفسه عرف بنو إسْرَائيل، من خلال التقليد، عن المكان الذي أطلق عليه يَعْقوب اسم بَيْت إيل خارج مدينة لُوز. وفقًا لـ</w:t>
+      </w:r>
+      <w:hyperlink r:id="rId358">
+        <w:r>
+          <w:rPr>
+            <w:lang w:val="ar_AE" w:bidi="ar_AE"/>
+          </w:rPr>
+          <w:rPr>
+            <w:color w:val="0000EE"/>
+            <w:u w:val="single"/>
+          </w:rPr>
+          <w:t>يشوع 16:2</w:t>
+        </w:r>
+      </w:hyperlink>
+      <w:r>
+        <w:rPr>
+          <w:lang w:val="ar_AE" w:bidi="ar_AE"/>
+        </w:rPr>
+        <w:t>، إذن بَيْت إيل ستكون منطقة تقع شرق مدينة لُوز. في وقت امتلاك الأرض (</w:t>
+      </w:r>
+      <w:hyperlink r:id="rId359">
+        <w:r>
+          <w:rPr>
+            <w:lang w:val="ar_AE" w:bidi="ar_AE"/>
+          </w:rPr>
+          <w:rPr>
+            <w:color w:val="0000EE"/>
+            <w:u w:val="single"/>
+          </w:rPr>
+          <w:t>قضاة 1:22–25</w:t>
+        </w:r>
+      </w:hyperlink>
+      <w:r>
+        <w:rPr>
+          <w:lang w:val="ar_AE" w:bidi="ar_AE"/>
+        </w:rPr>
+        <w:t>)، أو في وقتٍ لاحق، غيّر بنو إسْرَائيل اسم لُوز إلى بَيْت إيل.</w:t>
+      </w:r>
+    </w:p>
+    <w:p>
+      <w:pPr>
+        <w:bidi/>
+      </w:pPr>
+      <w:r>
+        <w:rPr>
+          <w:lang w:val="ar_AE" w:bidi="ar_AE"/>
+        </w:rPr>
+      </w:r>
+      <w:r>
+        <w:rPr>
+          <w:i/>
+          <w:lang w:val="ar_AE" w:bidi="ar_AE"/>
+        </w:rPr>
+        <w:t>انظر أيضًا</w:t>
+      </w:r>
+      <w:r>
+        <w:rPr>
+          <w:lang w:val="ar_AE" w:bidi="ar_AE"/>
+        </w:rPr>
+        <w:t xml:space="preserve"> </w:t>
+      </w:r>
+      <w:r>
+        <w:rPr>
+          <w:lang w:val="ar_AE" w:bidi="ar_AE"/>
+        </w:rPr>
+        <w:t xml:space="preserve">بَيْت إيل (مكان)، الْبَيْتَئيلِيّ. </w:t>
+      </w:r>
+    </w:p>
+    <w:p>
+      <w:pPr>
+        <w:bidi/>
+      </w:pPr>
+      <w:r>
+        <w:rPr>
+          <w:lang w:val="ar_AE" w:bidi="ar_AE"/>
+        </w:rPr>
+      </w:r>
+      <w:r>
+        <w:rPr>
+          <w:lang w:val="ar_AE" w:bidi="ar_AE"/>
+        </w:rPr>
+        <w:t>2. مدينة حِثيَّة سماها أحد سكانها الذي هاجر إلى أرض الحِثيِّين على اسم لُوز في فلسطين بعد أن استولى بنو إسْرَائيل على هذه المدينة (</w:t>
+      </w:r>
+      <w:hyperlink r:id="rId360">
+        <w:r>
+          <w:rPr>
+            <w:lang w:val="ar_AE" w:bidi="ar_AE"/>
+          </w:rPr>
+          <w:rPr>
+            <w:color w:val="0000EE"/>
+            <w:u w:val="single"/>
+          </w:rPr>
+          <w:t>قضاة 1:26</w:t>
         </w:r>
       </w:hyperlink>
       <w:r>
@@ -19128,7 +20299,7 @@
         <w:rPr>
           <w:lang w:val="ar_AE" w:bidi="ar_AE"/>
         </w:rPr>
-        <w:t>لُود، لُودِيم، اللُّودِيُّون</w:t>
+        <w:t>لُوط</w:t>
       </w:r>
       <w:r>
         <w:rPr>
@@ -19145,250 +20316,593 @@
         <w:rPr>
           <w:lang w:val="ar_AE" w:bidi="ar_AE"/>
         </w:rPr>
-        <w:t>لُود</w:t>
-      </w:r>
-      <w:r>
-        <w:rPr>
-          <w:lang w:val="ar_AE" w:bidi="ar_AE"/>
-        </w:rPr>
-        <w:t xml:space="preserve">، </w:t>
-      </w:r>
-      <w:r>
-        <w:rPr>
-          <w:lang w:val="ar_AE" w:bidi="ar_AE"/>
-        </w:rPr>
-        <w:t>لُودِيم</w:t>
-      </w:r>
-      <w:r>
-        <w:rPr>
-          <w:lang w:val="ar_AE" w:bidi="ar_AE"/>
-        </w:rPr>
-        <w:t>* اللُّودِيُّون</w:t>
-      </w:r>
-    </w:p>
-    <w:p>
-      <w:pPr>
-        <w:bidi/>
-      </w:pPr>
-      <w:r>
-        <w:rPr>
-          <w:lang w:val="ar_AE" w:bidi="ar_AE"/>
-        </w:rPr>
-      </w:r>
-      <w:r>
-        <w:rPr>
-          <w:lang w:val="ar_AE" w:bidi="ar_AE"/>
-        </w:rPr>
-        <w:t xml:space="preserve">أسماء مذكورة في جدول الأمم في </w:t>
-      </w:r>
-      <w:hyperlink r:id="rId349">
-        <w:r>
-          <w:rPr>
-            <w:lang w:val="ar_AE" w:bidi="ar_AE"/>
-          </w:rPr>
-          <w:rPr>
-            <w:color w:val="0000EE"/>
-            <w:u w:val="single"/>
-          </w:rPr>
-          <w:t>تكوين 10</w:t>
-        </w:r>
-      </w:hyperlink>
-      <w:r>
-        <w:rPr>
-          <w:lang w:val="ar_AE" w:bidi="ar_AE"/>
-        </w:rPr>
-        <w:t xml:space="preserve">. يُذكر لُودِيم أنه أول أبناء </w:t>
-      </w:r>
-      <w:r>
-        <w:rPr>
-          <w:lang w:val="ar_AE" w:bidi="ar_AE"/>
-        </w:rPr>
-        <w:t>مِصْرَايِم</w:t>
-      </w:r>
-      <w:r>
-        <w:rPr>
-          <w:lang w:val="ar_AE" w:bidi="ar_AE"/>
-        </w:rPr>
-        <w:t xml:space="preserve">، ويُذكر لُود أنه ابن رابع لسَام. بالاستناد إلى هذا، ربما يكون من الأفضل اعتبارهما ينتميان لأصول عرقية مختلفة. ومع ذلك، افترض البعض أنَّ كلا الاسمين يشيران إلى شعب من أَسِيَّا الصغرى، </w:t>
-      </w:r>
-      <w:r>
-        <w:rPr>
-          <w:lang w:val="ar_AE" w:bidi="ar_AE"/>
-        </w:rPr>
-        <w:t>اللُّودِيِّين</w:t>
-      </w:r>
-      <w:r>
-        <w:rPr>
-          <w:lang w:val="ar_AE" w:bidi="ar_AE"/>
-        </w:rPr>
-        <w:t xml:space="preserve">، الذين ذُكروا في نقوش أَشُّوربانيبال باسم </w:t>
+        <w:t>لُوط</w:t>
+      </w:r>
+    </w:p>
+    <w:p>
+      <w:pPr>
+        <w:bidi/>
+      </w:pPr>
+      <w:r>
+        <w:rPr>
+          <w:lang w:val="ar_AE" w:bidi="ar_AE"/>
+        </w:rPr>
+      </w:r>
+      <w:r>
+        <w:rPr>
+          <w:lang w:val="ar_AE" w:bidi="ar_AE"/>
+        </w:rPr>
+        <w:t xml:space="preserve">ابن أخي إبراهيم؛ سلف كل من المُوآبيين والعَمُّونيين. وُلد في أُور كإبراهيم. وعندما مات والده، صار في كنف جده </w:t>
+      </w:r>
+      <w:r>
+        <w:rPr>
+          <w:lang w:val="ar_AE" w:bidi="ar_AE"/>
+        </w:rPr>
+        <w:t>تَارَح و</w:t>
+      </w:r>
+      <w:r>
+        <w:rPr>
+          <w:lang w:val="ar_AE" w:bidi="ar_AE"/>
+        </w:rPr>
+        <w:t xml:space="preserve">رعايته، فاصطحبه وعمه </w:t>
+      </w:r>
+      <w:r>
+        <w:rPr>
+          <w:lang w:val="ar_AE" w:bidi="ar_AE"/>
+        </w:rPr>
+        <w:t>أَبْرَام</w:t>
+      </w:r>
+      <w:r>
+        <w:rPr>
+          <w:lang w:val="ar_AE" w:bidi="ar_AE"/>
+        </w:rPr>
+        <w:t xml:space="preserve"> إلى </w:t>
+      </w:r>
+      <w:r>
+        <w:rPr>
+          <w:lang w:val="ar_AE" w:bidi="ar_AE"/>
+        </w:rPr>
+        <w:t>حَارَان</w:t>
+      </w:r>
+      <w:r>
+        <w:rPr>
+          <w:lang w:val="ar_AE" w:bidi="ar_AE"/>
+        </w:rPr>
+        <w:t xml:space="preserve"> (</w:t>
+      </w:r>
+      <w:hyperlink r:id="rId361">
+        <w:r>
+          <w:rPr>
+            <w:lang w:val="ar_AE" w:bidi="ar_AE"/>
+          </w:rPr>
+          <w:rPr>
+            <w:color w:val="0000EE"/>
+            <w:u w:val="single"/>
+          </w:rPr>
+          <w:t>تكوين 11: 27–32</w:t>
+        </w:r>
+      </w:hyperlink>
+      <w:r>
+        <w:rPr>
+          <w:lang w:val="ar_AE" w:bidi="ar_AE"/>
+        </w:rPr>
+        <w:t xml:space="preserve">). بعد موت تَارَح، انضم إلى أَبْرَام في الرحلة إلى </w:t>
+      </w:r>
+      <w:r>
+        <w:rPr>
+          <w:lang w:val="ar_AE" w:bidi="ar_AE"/>
+        </w:rPr>
+        <w:t>كَنْعَان</w:t>
+      </w:r>
+      <w:r>
+        <w:rPr>
+          <w:lang w:val="ar_AE" w:bidi="ar_AE"/>
+        </w:rPr>
+        <w:t xml:space="preserve"> ومن ثم إلى مصر والعودة إلى </w:t>
+      </w:r>
+      <w:r>
+        <w:rPr>
+          <w:lang w:val="ar_AE" w:bidi="ar_AE"/>
+        </w:rPr>
+        <w:t>كَنْعَان</w:t>
+      </w:r>
+      <w:r>
+        <w:rPr>
+          <w:lang w:val="ar_AE" w:bidi="ar_AE"/>
+        </w:rPr>
+        <w:t>.</w:t>
+      </w:r>
+    </w:p>
+    <w:p>
+      <w:pPr>
+        <w:bidi/>
+      </w:pPr>
+      <w:r>
+        <w:rPr>
+          <w:lang w:val="ar_AE" w:bidi="ar_AE"/>
+        </w:rPr>
+      </w:r>
+      <w:r>
+        <w:rPr>
+          <w:lang w:val="ar_AE" w:bidi="ar_AE"/>
+        </w:rPr>
+        <w:t>عندما عاد الاثنان إلى كَنْعَان، كانت قطعانهما ومواشيهما كثيرة جدًا حتى أنهما لم يمكنهما العيش معًا في منطقة واحدة. وبكرم من أَبْرَام أعطى لوط حق اختيار المكان الذي يرغب في الاستقرار فيه؛ اختار لُوط سهل الأرْدُنّ الخَصب، الذي كان "كجنة الرَّب" (</w:t>
+      </w:r>
+      <w:hyperlink r:id="rId362">
+        <w:r>
+          <w:rPr>
+            <w:lang w:val="ar_AE" w:bidi="ar_AE"/>
+          </w:rPr>
+          <w:rPr>
+            <w:color w:val="0000EE"/>
+            <w:u w:val="single"/>
+          </w:rPr>
+          <w:t>تكوين 13: 10</w:t>
+        </w:r>
+      </w:hyperlink>
+      <w:r>
+        <w:rPr>
+          <w:lang w:val="ar_AE" w:bidi="ar_AE"/>
+        </w:rPr>
+        <w:t xml:space="preserve">) قبل حلول الغضب الإلهي والكوارث على المنطقة. وهكذا، زاد تورط لُوط وتلوثه بفساد مدن الدائرة، واتخذ لنفسه </w:t>
+      </w:r>
+      <w:r>
+        <w:rPr>
+          <w:lang w:val="ar_AE" w:bidi="ar_AE"/>
+        </w:rPr>
+        <w:t>سَدُوم لتكون مسكن إقامته</w:t>
+      </w:r>
+      <w:r>
+        <w:rPr>
+          <w:lang w:val="ar_AE" w:bidi="ar_AE"/>
+        </w:rPr>
+        <w:t>.</w:t>
+      </w:r>
+    </w:p>
+    <w:p>
+      <w:pPr>
+        <w:bidi/>
+      </w:pPr>
+      <w:r>
+        <w:rPr>
+          <w:lang w:val="ar_AE" w:bidi="ar_AE"/>
+        </w:rPr>
+      </w:r>
+      <w:r>
+        <w:rPr>
+          <w:lang w:val="ar_AE" w:bidi="ar_AE"/>
+        </w:rPr>
+        <w:t xml:space="preserve">كان أربعة ملوك من بلاد ما بين النهرين (ربما من مدن صغيرة مستقلة) قد هزموا الملوك الخمسة للمنطقة في معركة حين كان لُوط يعيش في سَدُوم، وفي أعمال النهب التي تلت انتصارهم أخذوا لُوطًا وعائلته وممتلكاته. وعندما وصل لمسامع أَبْرَام خسارة لوط، شنَّ هجومًا مضادًا على الغزاة واستعاد جميع الأسرى والغنائم في </w:t>
+      </w:r>
+      <w:r>
+        <w:rPr>
+          <w:lang w:val="ar_AE" w:bidi="ar_AE"/>
+        </w:rPr>
+        <w:t>حُوبَة</w:t>
+      </w:r>
+      <w:r>
+        <w:rPr>
+          <w:lang w:val="ar_AE" w:bidi="ar_AE"/>
+        </w:rPr>
+        <w:t>، شمال دمشق (</w:t>
+      </w:r>
+      <w:hyperlink r:id="rId363">
+        <w:r>
+          <w:rPr>
+            <w:lang w:val="ar_AE" w:bidi="ar_AE"/>
+          </w:rPr>
+          <w:rPr>
+            <w:color w:val="0000EE"/>
+            <w:u w:val="single"/>
+          </w:rPr>
+          <w:t>تكوين 14</w:t>
+        </w:r>
+      </w:hyperlink>
+      <w:r>
+        <w:rPr>
+          <w:lang w:val="ar_AE" w:bidi="ar_AE"/>
+        </w:rPr>
+        <w:t>).</w:t>
+      </w:r>
+    </w:p>
+    <w:p>
+      <w:pPr>
+        <w:bidi/>
+      </w:pPr>
+      <w:r>
+        <w:rPr>
+          <w:lang w:val="ar_AE" w:bidi="ar_AE"/>
+        </w:rPr>
+      </w:r>
+      <w:r>
+        <w:rPr>
+          <w:lang w:val="ar_AE" w:bidi="ar_AE"/>
+        </w:rPr>
+        <w:t xml:space="preserve">بعد ذلك، دعا ملاكان زارا لُوط في سَدُوم للإسراع بمغادرة المدينة المحكوم عليها بالهلاك. وأظهرت محاول اعتداء المثليين الجنسيين عليهما مدى فساد المدينة، كما أظهرت إلى أي مدى كان تأثير البيئة الفاسدة على لوط حتى أنه كان مستعدًا للتضحية ببناته. وكدليل آخر على تأثير الشر هناك، لم يكن لُوط يرغب في مغادرة سَدُوم؛ كذلك رفض </w:t>
+      </w:r>
+      <w:r>
+        <w:rPr>
+          <w:lang w:val="ar_AE" w:bidi="ar_AE"/>
+        </w:rPr>
+        <w:t>أصْهَارَه الخروج معه من المدينة</w:t>
+      </w:r>
+      <w:r>
+        <w:rPr>
+          <w:lang w:val="ar_AE" w:bidi="ar_AE"/>
+        </w:rPr>
+        <w:t xml:space="preserve">؛ ونظرت زوجته إلى الوراء فصارت </w:t>
+      </w:r>
+      <w:r>
+        <w:rPr>
+          <w:lang w:val="ar_AE" w:bidi="ar_AE"/>
+        </w:rPr>
+        <w:t>عَمُود مِلْحٍ.</w:t>
+      </w:r>
+      <w:r>
+        <w:rPr>
+          <w:lang w:val="ar_AE" w:bidi="ar_AE"/>
+        </w:rPr>
+        <w:t xml:space="preserve"> (</w:t>
+      </w:r>
+      <w:hyperlink r:id="rId364">
+        <w:r>
+          <w:rPr>
+            <w:lang w:val="ar_AE" w:bidi="ar_AE"/>
+          </w:rPr>
+          <w:rPr>
+            <w:color w:val="0000EE"/>
+            <w:u w:val="single"/>
+          </w:rPr>
+          <w:t>تكوين 19</w:t>
+        </w:r>
+      </w:hyperlink>
+      <w:r>
+        <w:rPr>
+          <w:lang w:val="ar_AE" w:bidi="ar_AE"/>
+        </w:rPr>
+        <w:t>).</w:t>
+      </w:r>
+    </w:p>
+    <w:p>
+      <w:pPr>
+        <w:bidi/>
+      </w:pPr>
+      <w:r>
+        <w:rPr>
+          <w:lang w:val="ar_AE" w:bidi="ar_AE"/>
+        </w:rPr>
+      </w:r>
+      <w:r>
+        <w:rPr>
+          <w:lang w:val="ar_AE" w:bidi="ar_AE"/>
+        </w:rPr>
+        <w:t xml:space="preserve">كان الجزء الثاني من القصة بذيئًا كالمشهد الذي كان عند بيت لُوط. انتاب اليأس بنتا لوط في أن يجدا لهما زوجين، لذلك سقتا أبيهما خمرًا حتى يضطجعا معه. فكانت النتيجة هي ولادة ابنين، </w:t>
+      </w:r>
+      <w:r>
+        <w:rPr>
+          <w:lang w:val="ar_AE" w:bidi="ar_AE"/>
+        </w:rPr>
+        <w:t>مُوآب</w:t>
+      </w:r>
+      <w:r>
+        <w:rPr>
+          <w:lang w:val="ar_AE" w:bidi="ar_AE"/>
+        </w:rPr>
+        <w:t xml:space="preserve"> و</w:t>
+      </w:r>
+      <w:r>
+        <w:rPr>
+          <w:lang w:val="ar_AE" w:bidi="ar_AE"/>
+        </w:rPr>
+        <w:t>بِنْ عَمِّي</w:t>
+      </w:r>
+      <w:r>
+        <w:rPr>
+          <w:lang w:val="ar_AE" w:bidi="ar_AE"/>
+        </w:rPr>
+        <w:t>، أسلاف المُوآبيين والعَمُّونيين، أعداء إسرائيل الدائمين (</w:t>
+      </w:r>
+      <w:hyperlink r:id="rId365">
+        <w:r>
+          <w:rPr>
+            <w:lang w:val="ar_AE" w:bidi="ar_AE"/>
+          </w:rPr>
+          <w:rPr>
+            <w:color w:val="0000EE"/>
+            <w:u w:val="single"/>
+          </w:rPr>
+          <w:t>تكوين 19: 30–38</w:t>
+        </w:r>
+      </w:hyperlink>
+      <w:r>
+        <w:rPr>
+          <w:lang w:val="ar_AE" w:bidi="ar_AE"/>
+        </w:rPr>
+        <w:t>).</w:t>
+      </w:r>
+    </w:p>
+    <w:p>
+      <w:pPr>
+        <w:bidi/>
+      </w:pPr>
+      <w:r>
+        <w:rPr>
+          <w:lang w:val="ar_AE" w:bidi="ar_AE"/>
+        </w:rPr>
+      </w:r>
+      <w:r>
+        <w:rPr>
+          <w:lang w:val="ar_AE" w:bidi="ar_AE"/>
+        </w:rPr>
+        <w:t>برغم جموح لوط واتباع هوى نفسه، إلا أن العهد الجديد يقول عنه إنه كان "رجلًا بارًا" (</w:t>
+      </w:r>
+      <w:hyperlink r:id="rId366">
+        <w:r>
+          <w:rPr>
+            <w:lang w:val="ar_AE" w:bidi="ar_AE"/>
+          </w:rPr>
+          <w:rPr>
+            <w:color w:val="0000EE"/>
+            <w:u w:val="single"/>
+          </w:rPr>
+          <w:t>2بطرس 2: 7–9</w:t>
+        </w:r>
+      </w:hyperlink>
+      <w:r>
+        <w:rPr>
+          <w:lang w:val="ar_AE" w:bidi="ar_AE"/>
+        </w:rPr>
+        <w:t xml:space="preserve">)، ما يعني بوضوحٍ أنَّ إيمانه بالله كان كافيًا لضمان خلاصه. أما للنقاد الذين يُشكِّكون في تاريخيّة لُوط وقصته، وتدمير سَدُوم، فليس من تأكيد أصدق من ذكر يسوع لكليهما في </w:t>
+      </w:r>
+      <w:hyperlink r:id="rId367">
+        <w:r>
+          <w:rPr>
+            <w:lang w:val="ar_AE" w:bidi="ar_AE"/>
+          </w:rPr>
+          <w:rPr>
+            <w:color w:val="0000EE"/>
+            <w:u w:val="single"/>
+          </w:rPr>
+          <w:t>لوقا 17: 28–29</w:t>
+        </w:r>
+      </w:hyperlink>
+      <w:r>
+        <w:rPr>
+          <w:lang w:val="ar_AE" w:bidi="ar_AE"/>
+        </w:rPr>
+        <w:t>.</w:t>
+      </w:r>
+    </w:p>
+    <w:p>
+      <w:pPr>
+        <w:bidi/>
+      </w:pPr>
+      <w:r>
+        <w:rPr>
+          <w:lang w:val="ar_AE" w:bidi="ar_AE"/>
+        </w:rPr>
       </w:r>
       <w:r>
         <w:rPr>
           <w:i/>
           <w:lang w:val="ar_AE" w:bidi="ar_AE"/>
         </w:rPr>
-        <w:t>لودّو.</w:t>
-      </w:r>
-      <w:r>
-        <w:rPr>
-          <w:lang w:val="ar_AE" w:bidi="ar_AE"/>
-        </w:rPr>
-        <w:t xml:space="preserve"> ما من شك </w:t>
-      </w:r>
-      <w:r>
-        <w:rPr>
-          <w:lang w:val="ar_AE" w:bidi="ar_AE"/>
-        </w:rPr>
-        <w:t xml:space="preserve">في أن </w:t>
-      </w:r>
-      <w:r>
-        <w:rPr>
-          <w:lang w:val="ar_AE" w:bidi="ar_AE"/>
-        </w:rPr>
-        <w:t>لُود</w:t>
-      </w:r>
-      <w:r>
-        <w:rPr>
-          <w:lang w:val="ar_AE" w:bidi="ar_AE"/>
-        </w:rPr>
-        <w:t>، على الأقل، هو اسم له صلة</w:t>
-      </w:r>
-      <w:r>
-        <w:rPr>
-          <w:lang w:val="ar_AE" w:bidi="ar_AE"/>
-        </w:rPr>
-        <w:t xml:space="preserve"> بلِيديّة. هذا ما أكده يوسيفوس (</w:t>
+        <w:t>انظر أيضًا</w:t>
+      </w:r>
+      <w:r>
+        <w:rPr>
+          <w:lang w:val="ar_AE" w:bidi="ar_AE"/>
+        </w:rPr>
+        <w:t xml:space="preserve"> </w:t>
+      </w:r>
+      <w:r>
+        <w:rPr>
+          <w:lang w:val="ar_AE" w:bidi="ar_AE"/>
+        </w:rPr>
+        <w:t>سَدُوم وعَمْورة</w:t>
+      </w:r>
+      <w:r>
+        <w:rPr>
+          <w:lang w:val="ar_AE" w:bidi="ar_AE"/>
+        </w:rPr>
+        <w:t>.</w:t>
+      </w:r>
+      <w:r>
+        <w:rPr>
+          <w:lang w:val="ar_AE" w:bidi="ar_AE"/>
+        </w:rPr>
+      </w:r>
+      <w:r>
+        <w:rPr>
+          <w:lang w:val="ar_AE" w:bidi="ar_AE"/>
+        </w:rPr>
+      </w:r>
+    </w:p>
+    <w:p>
+      <w:pPr>
+        <w:bidi/>
+      </w:pPr>
+      <w:r>
+        <w:rPr>
+          <w:lang w:val="ar_AE" w:bidi="ar_AE"/>
+        </w:rPr>
+      </w:r>
+    </w:p>
+    <w:p>
+      <w:pPr>
+        <w:pStyle w:val="Heading2"/>
+        <w:bidi/>
+      </w:pPr>
+      <w:r>
+        <w:rPr>
+          <w:lang w:val="ar_AE" w:bidi="ar_AE"/>
+        </w:rPr>
+        <w:t>لُوطَان</w:t>
+      </w:r>
+      <w:r>
+        <w:rPr>
+          <w:lang w:val="ar_AE" w:bidi="ar_AE"/>
+        </w:rPr>
+      </w:r>
+    </w:p>
+    <w:p>
+      <w:pPr>
+        <w:pStyle w:val="Heading2"/>
+        <w:bidi/>
+      </w:pPr>
+      <w:r>
+        <w:rPr>
+          <w:lang w:val="ar_AE" w:bidi="ar_AE"/>
+        </w:rPr>
+        <w:t>لُوطَان</w:t>
+      </w:r>
+    </w:p>
+    <w:p>
+      <w:pPr>
+        <w:bidi/>
+      </w:pPr>
+      <w:r>
+        <w:rPr>
+          <w:lang w:val="ar_AE" w:bidi="ar_AE"/>
+        </w:rPr>
+      </w:r>
+      <w:r>
+        <w:rPr>
+          <w:lang w:val="ar_AE" w:bidi="ar_AE"/>
+        </w:rPr>
+        <w:t>ابن سَعِير الأكبر (</w:t>
+      </w:r>
+      <w:hyperlink r:id="rId368">
+        <w:r>
+          <w:rPr>
+            <w:lang w:val="ar_AE" w:bidi="ar_AE"/>
+          </w:rPr>
+          <w:rPr>
+            <w:color w:val="0000EE"/>
+            <w:u w:val="single"/>
+          </w:rPr>
+          <w:t>تكوين 36:20</w:t>
+        </w:r>
+      </w:hyperlink>
+      <w:r>
+        <w:rPr>
+          <w:lang w:val="ar_AE" w:bidi="ar_AE"/>
+        </w:rPr>
+        <w:t xml:space="preserve">) وأمير الحُوريِّين الذين سكنوا في أَدُوم (الآيتان </w:t>
+      </w:r>
+      <w:hyperlink r:id="rId369">
+        <w:r>
+          <w:rPr>
+            <w:lang w:val="ar_AE" w:bidi="ar_AE"/>
+          </w:rPr>
+          <w:rPr>
+            <w:color w:val="0000EE"/>
+            <w:u w:val="single"/>
+          </w:rPr>
+          <w:t>22، 29</w:t>
+        </w:r>
+      </w:hyperlink>
+      <w:r>
+        <w:rPr>
+          <w:lang w:val="ar_AE" w:bidi="ar_AE"/>
+        </w:rPr>
+        <w:t>). كان للوُطَان ابنان، حُورِي و هُومَام (</w:t>
+      </w:r>
+      <w:hyperlink r:id="rId370">
+        <w:r>
+          <w:rPr>
+            <w:lang w:val="ar_AE" w:bidi="ar_AE"/>
+          </w:rPr>
+          <w:rPr>
+            <w:color w:val="0000EE"/>
+            <w:u w:val="single"/>
+          </w:rPr>
+          <w:t>1 أخبار 1:38–39</w:t>
+        </w:r>
+      </w:hyperlink>
+      <w:r>
+        <w:rPr>
+          <w:lang w:val="ar_AE" w:bidi="ar_AE"/>
+        </w:rPr>
+        <w:t>).</w:t>
+      </w:r>
+      <w:r>
+        <w:rPr>
+          <w:lang w:val="ar_AE" w:bidi="ar_AE"/>
+        </w:rPr>
+      </w:r>
+      <w:r>
+        <w:rPr>
+          <w:lang w:val="ar_AE" w:bidi="ar_AE"/>
+        </w:rPr>
+      </w:r>
+    </w:p>
+    <w:p>
+      <w:pPr>
+        <w:bidi/>
+      </w:pPr>
+      <w:r>
+        <w:rPr>
+          <w:lang w:val="ar_AE" w:bidi="ar_AE"/>
+        </w:rPr>
+      </w:r>
+    </w:p>
+    <w:p>
+      <w:pPr>
+        <w:pStyle w:val="Heading2"/>
+        <w:bidi/>
+      </w:pPr>
+      <w:r>
+        <w:rPr>
+          <w:lang w:val="ar_AE" w:bidi="ar_AE"/>
+        </w:rPr>
+        <w:t>لُو-عَمِّي</w:t>
+      </w:r>
+      <w:r>
+        <w:rPr>
+          <w:lang w:val="ar_AE" w:bidi="ar_AE"/>
+        </w:rPr>
+      </w:r>
+    </w:p>
+    <w:p>
+      <w:pPr>
+        <w:bidi/>
+      </w:pPr>
+      <w:r>
+        <w:rPr>
+          <w:lang w:val="ar_AE" w:bidi="ar_AE"/>
+        </w:rPr>
+      </w:r>
+      <w:r>
+        <w:rPr>
+          <w:lang w:val="ar_AE" w:bidi="ar_AE"/>
+        </w:rPr>
+        <w:t>اسم رمزي، يعني "ليس شعبي" (</w:t>
+      </w:r>
+      <w:hyperlink r:id="rId371">
+        <w:r>
+          <w:rPr>
+            <w:lang w:val="ar_AE" w:bidi="ar_AE"/>
+          </w:rPr>
+          <w:rPr>
+            <w:color w:val="0000EE"/>
+            <w:u w:val="single"/>
+          </w:rPr>
+          <w:t>هوشع 1:9</w:t>
+        </w:r>
+      </w:hyperlink>
+      <w:r>
+        <w:rPr>
+          <w:lang w:val="ar_AE" w:bidi="ar_AE"/>
+        </w:rPr>
+        <w:t xml:space="preserve">)، أعطاه النبي هوشَع لابنه. </w:t>
       </w:r>
       <w:r>
         <w:rPr>
           <w:i/>
           <w:lang w:val="ar_AE" w:bidi="ar_AE"/>
         </w:rPr>
-        <w:t>الآثار</w:t>
-      </w:r>
-      <w:r>
-        <w:rPr>
-          <w:lang w:val="ar_AE" w:bidi="ar_AE"/>
-        </w:rPr>
-        <w:t xml:space="preserve"> 1.6.4.)، بوجود صلة ما بين الشخصية التوراتية لُود واللُّودِيِّين التاريخيين. في </w:t>
-      </w:r>
-      <w:hyperlink r:id="rId350">
-        <w:r>
-          <w:rPr>
-            <w:lang w:val="ar_AE" w:bidi="ar_AE"/>
-          </w:rPr>
-          <w:rPr>
-            <w:color w:val="0000EE"/>
-            <w:u w:val="single"/>
-          </w:rPr>
-          <w:t>إشعياء 66:19</w:t>
-        </w:r>
-      </w:hyperlink>
-      <w:r>
-        <w:rPr>
-          <w:lang w:val="ar_AE" w:bidi="ar_AE"/>
-        </w:rPr>
-        <w:t>، يُذكر بين أمم أخرى من أَسِيَّا الصغرى.</w:t>
-      </w:r>
-    </w:p>
-    <w:p>
-      <w:pPr>
-        <w:bidi/>
-      </w:pPr>
-      <w:r>
-        <w:rPr>
-          <w:lang w:val="ar_AE" w:bidi="ar_AE"/>
-        </w:rPr>
-      </w:r>
-      <w:r>
-        <w:rPr>
-          <w:lang w:val="ar_AE" w:bidi="ar_AE"/>
-        </w:rPr>
-        <w:t xml:space="preserve">غالبًا ما يُذكر لُود في سياقات تشير إلى أنَّ الرجال كانوا معروفين بمهارتهم في القتال. وفقًا لـ </w:t>
-      </w:r>
-      <w:hyperlink r:id="rId351">
-        <w:r>
-          <w:rPr>
-            <w:lang w:val="ar_AE" w:bidi="ar_AE"/>
-          </w:rPr>
-          <w:rPr>
-            <w:color w:val="0000EE"/>
-            <w:u w:val="single"/>
-          </w:rPr>
-          <w:t>إِرْمِيَا 46:9</w:t>
-        </w:r>
-      </w:hyperlink>
-      <w:r>
-        <w:rPr>
-          <w:lang w:val="ar_AE" w:bidi="ar_AE"/>
-        </w:rPr>
-        <w:t xml:space="preserve">، حاربوا مع المصريين ضد البابليين في معركة كَرْكَمِيش في عام 605 ق.م. في الرثاء على صُور في </w:t>
-      </w:r>
-      <w:hyperlink r:id="rId352">
-        <w:r>
-          <w:rPr>
-            <w:lang w:val="ar_AE" w:bidi="ar_AE"/>
-          </w:rPr>
-          <w:rPr>
-            <w:color w:val="0000EE"/>
-            <w:u w:val="single"/>
-          </w:rPr>
-          <w:t>حِزْقِيَال 27:10</w:t>
-        </w:r>
-      </w:hyperlink>
-      <w:r>
-        <w:rPr>
-          <w:lang w:val="ar_AE" w:bidi="ar_AE"/>
-        </w:rPr>
-        <w:t xml:space="preserve">، أُدرجوا بين آخرين على أنهم مُرْتَزِقَة في جيش صُور. ربما كان </w:t>
-      </w:r>
-      <w:hyperlink r:id="rId353">
-        <w:r>
-          <w:rPr>
-            <w:lang w:val="ar_AE" w:bidi="ar_AE"/>
-          </w:rPr>
-          <w:rPr>
-            <w:color w:val="0000EE"/>
-            <w:u w:val="single"/>
-          </w:rPr>
-          <w:t>حِزْقِيَال 30:5</w:t>
-        </w:r>
-      </w:hyperlink>
-      <w:r>
-        <w:rPr>
-          <w:lang w:val="ar_AE" w:bidi="ar_AE"/>
-        </w:rPr>
-        <w:t xml:space="preserve"> هو وصف آخر للُّودِيِّين الذين كانوا يحاربون مُرْتَزِقَة - هذه المرة في الجيش المصري. يعود هذا الدعم العسكري لمِصْر إلى الحِقْبَة الأشُّوريّة عندما أرسل جيجز دعمًا عسكريًا إلى </w:t>
-      </w:r>
-      <w:r>
-        <w:rPr>
-          <w:lang w:val="ar_AE" w:bidi="ar_AE"/>
-        </w:rPr>
-        <w:t>بسماتيكوس</w:t>
-      </w:r>
-      <w:r>
-        <w:rPr>
-          <w:lang w:val="ar_AE" w:bidi="ar_AE"/>
-        </w:rPr>
-        <w:t xml:space="preserve"> ملك مِصْر ضد الأشُّوريِّين.</w:t>
-      </w:r>
-    </w:p>
-    <w:p>
-      <w:pPr>
-        <w:bidi/>
-      </w:pPr>
-      <w:r>
-        <w:rPr>
-          <w:lang w:val="ar_AE" w:bidi="ar_AE"/>
-        </w:rPr>
-      </w:r>
-      <w:r>
-        <w:rPr>
-          <w:i/>
-          <w:lang w:val="ar_AE" w:bidi="ar_AE"/>
-        </w:rPr>
-        <w:t>انظر أيضًا</w:t>
+        <w:t>انظر</w:t>
       </w:r>
       <w:r>
         <w:rPr>
@@ -19400,7 +20914,7 @@
         <w:rPr>
           <w:lang w:val="ar_AE" w:bidi="ar_AE"/>
         </w:rPr>
-        <w:t>لِيدِيَّة (مكان)</w:t>
+        <w:t>عَمِّي</w:t>
       </w:r>
       <w:r>
         <w:rPr>
@@ -19438,287 +20952,8 @@
         <w:rPr>
           <w:lang w:val="ar_AE" w:bidi="ar_AE"/>
         </w:rPr>
-        <w:t>لُود، ليدية (مكان)</w:t>
-      </w:r>
-      <w:r>
-        <w:rPr>
-          <w:lang w:val="ar_AE" w:bidi="ar_AE"/>
-        </w:rPr>
-      </w:r>
-    </w:p>
-    <w:p>
-      <w:pPr>
-        <w:bidi/>
-      </w:pPr>
-      <w:r>
-        <w:rPr>
-          <w:lang w:val="ar_AE" w:bidi="ar_AE"/>
-        </w:rPr>
-      </w:r>
-      <w:r>
-        <w:rPr>
-          <w:lang w:val="ar_AE" w:bidi="ar_AE"/>
-        </w:rPr>
-        <w:t xml:space="preserve">اسم يُستخدم للدلالة على منطقة جغرافية وردت في </w:t>
-      </w:r>
-      <w:hyperlink r:id="rId351">
-        <w:r>
-          <w:rPr>
-            <w:lang w:val="ar_AE" w:bidi="ar_AE"/>
-          </w:rPr>
-          <w:rPr>
-            <w:color w:val="0000EE"/>
-            <w:u w:val="single"/>
-          </w:rPr>
-          <w:t>إِرْمِيَا 46:9</w:t>
-        </w:r>
-      </w:hyperlink>
-      <w:r>
-        <w:rPr>
-          <w:lang w:val="ar_AE" w:bidi="ar_AE"/>
-        </w:rPr>
-        <w:t xml:space="preserve">، </w:t>
-      </w:r>
-      <w:hyperlink r:id="rId352">
-        <w:r>
-          <w:rPr>
-            <w:lang w:val="ar_AE" w:bidi="ar_AE"/>
-          </w:rPr>
-          <w:rPr>
-            <w:color w:val="0000EE"/>
-            <w:u w:val="single"/>
-          </w:rPr>
-          <w:t>حِزْقِيَالَ 27:10</w:t>
-        </w:r>
-      </w:hyperlink>
-      <w:r>
-        <w:rPr>
-          <w:lang w:val="ar_AE" w:bidi="ar_AE"/>
-        </w:rPr>
-        <w:t>، و</w:t>
-      </w:r>
-      <w:hyperlink r:id="rId353">
-        <w:r>
-          <w:rPr>
-            <w:lang w:val="ar_AE" w:bidi="ar_AE"/>
-          </w:rPr>
-          <w:rPr>
-            <w:color w:val="0000EE"/>
-            <w:u w:val="single"/>
-          </w:rPr>
-          <w:t>30:5</w:t>
-        </w:r>
-      </w:hyperlink>
-      <w:r>
-        <w:rPr>
-          <w:lang w:val="ar_AE" w:bidi="ar_AE"/>
-        </w:rPr>
-        <w:t>. وبينما تستخدم بعض الترجمات اسم "ليدية"، يُدرَج باسم "لود" في بعض الترجمات الأخرى. لكن ليس هناك تأكيد حاسم على أن "ليدية" و"لود" هما نفس المنطقة أو الشعب. يذكر إِرْمِيَا لُود فيمَا يتعلق بالدول الأفريقية الشِّمالية التي لفوط (ليبيَا) وأثيوبيا (</w:t>
-      </w:r>
-      <w:hyperlink r:id="rId351">
-        <w:r>
-          <w:rPr>
-            <w:lang w:val="ar_AE" w:bidi="ar_AE"/>
-          </w:rPr>
-          <w:rPr>
-            <w:color w:val="0000EE"/>
-            <w:u w:val="single"/>
-          </w:rPr>
-          <w:t>إرميا 46:9</w:t>
-        </w:r>
-      </w:hyperlink>
-      <w:r>
-        <w:rPr>
-          <w:lang w:val="ar_AE" w:bidi="ar_AE"/>
-        </w:rPr>
-        <w:t>). ويذكر حِزْقِيَالَ لُود فيمَا يتعلَّق بفوط وفَارِس (</w:t>
-      </w:r>
-      <w:hyperlink r:id="rId352">
-        <w:r>
-          <w:rPr>
-            <w:lang w:val="ar_AE" w:bidi="ar_AE"/>
-          </w:rPr>
-          <w:rPr>
-            <w:color w:val="0000EE"/>
-            <w:u w:val="single"/>
-          </w:rPr>
-          <w:t>حزقيال 27:10</w:t>
-        </w:r>
-      </w:hyperlink>
-      <w:r>
-        <w:rPr>
-          <w:lang w:val="ar_AE" w:bidi="ar_AE"/>
-        </w:rPr>
-        <w:t>)، وأيضًا بالعَرَبِ (</w:t>
-      </w:r>
-      <w:hyperlink r:id="rId353">
-        <w:r>
-          <w:rPr>
-            <w:lang w:val="ar_AE" w:bidi="ar_AE"/>
-          </w:rPr>
-          <w:rPr>
-            <w:color w:val="0000EE"/>
-            <w:u w:val="single"/>
-          </w:rPr>
-          <w:t>30:5</w:t>
-        </w:r>
-      </w:hyperlink>
-      <w:r>
-        <w:rPr>
-          <w:lang w:val="ar_AE" w:bidi="ar_AE"/>
-        </w:rPr>
-        <w:t>). ويعتقد يوسيفوس أن شعب مملكة ليدية يعود إلى لود بن سام بحسب التقاليد اليهودية القديمة (</w:t>
-      </w:r>
-      <w:r>
-        <w:rPr>
-          <w:i/>
-          <w:lang w:val="ar_AE" w:bidi="ar_AE"/>
-        </w:rPr>
-        <w:t>آثار اليهود 1. 6. 4</w:t>
-      </w:r>
-      <w:r>
-        <w:rPr>
-          <w:lang w:val="ar_AE" w:bidi="ar_AE"/>
-        </w:rPr>
-        <w:t>).</w:t>
-      </w:r>
-    </w:p>
-    <w:p>
-      <w:pPr>
-        <w:bidi/>
-      </w:pPr>
-      <w:r>
-        <w:rPr>
-          <w:lang w:val="ar_AE" w:bidi="ar_AE"/>
-        </w:rPr>
-      </w:r>
-      <w:r>
-        <w:rPr>
-          <w:lang w:val="ar_AE" w:bidi="ar_AE"/>
-        </w:rPr>
-        <w:t>على أي حال، يبدو أن لِيدِيَّة تشير إلى مقاطعة في الجزء الغربي من إقليم أَسِيَّا الروماني (تركيا الحديثة)، يحدها من الشمال مِيسِيَّا، ومن ٱلْمَشْرِقِ فَرِيجِيَّةَ، ومن جَنوبًا كاريا، والمدن اليونانية على الساحل في أيونيا من الغرب. وقد أصبحت جزءًا من المناطق التي استولى عليها الرومان بعد هزيمة أنطيوخس الكبير، ملك سوريا، في معركة ماغنيسيا في عام 190 قبل الميلاد.</w:t>
-      </w:r>
-    </w:p>
-    <w:p>
-      <w:pPr>
-        <w:bidi/>
-      </w:pPr>
-      <w:r>
-        <w:rPr>
-          <w:lang w:val="ar_AE" w:bidi="ar_AE"/>
-        </w:rPr>
-      </w:r>
-      <w:r>
-        <w:rPr>
-          <w:lang w:val="ar_AE" w:bidi="ar_AE"/>
-        </w:rPr>
-        <w:t>كانت سَارْدِسَ عاصمة لِيدِيَّة تقع في الداخل بعيدًا عن الساحل، ولم تُظهر المقاطعة أي تطوّر بحري يُذكر. وقد وصفها هيرودوت بأنها أرض غنية وخصبة، فيها وفرة من الفضة (</w:t>
-      </w:r>
-      <w:r>
-        <w:rPr>
-          <w:i/>
-          <w:lang w:val="ar_AE" w:bidi="ar_AE"/>
-        </w:rPr>
-        <w:t>الحروب الفارسية</w:t>
-      </w:r>
-      <w:r>
-        <w:rPr>
-          <w:lang w:val="ar_AE" w:bidi="ar_AE"/>
-        </w:rPr>
-        <w:t xml:space="preserve"> 5.49)، في حين أشار المؤرخ الروماني تاسيتوس إلى ثراء المناطق المحيطة بسارديس (</w:t>
-      </w:r>
-      <w:r>
-        <w:rPr>
-          <w:i/>
-          <w:lang w:val="ar_AE" w:bidi="ar_AE"/>
-        </w:rPr>
-        <w:t>الحوليات</w:t>
-      </w:r>
-      <w:r>
-        <w:rPr>
-          <w:lang w:val="ar_AE" w:bidi="ar_AE"/>
-        </w:rPr>
-        <w:t xml:space="preserve"> 4.55). ويقول هيرودوت أيضًا إن الليديين "كانوا أول أمة تستخدم العملات الذهبية والفضية، وأول من باعوا السلع بالتجزئة" (</w:t>
-      </w:r>
-      <w:r>
-        <w:rPr>
-          <w:i/>
-          <w:lang w:val="ar_AE" w:bidi="ar_AE"/>
-        </w:rPr>
-        <w:t>الحروب الفارسية</w:t>
-      </w:r>
-      <w:r>
-        <w:rPr>
-          <w:lang w:val="ar_AE" w:bidi="ar_AE"/>
-        </w:rPr>
-        <w:t xml:space="preserve"> 1.94).</w:t>
-      </w:r>
-    </w:p>
-    <w:p>
-      <w:pPr>
-        <w:bidi/>
-      </w:pPr>
-      <w:r>
-        <w:rPr>
-          <w:lang w:val="ar_AE" w:bidi="ar_AE"/>
-        </w:rPr>
-      </w:r>
-      <w:r>
-        <w:rPr>
-          <w:lang w:val="ar_AE" w:bidi="ar_AE"/>
-        </w:rPr>
-        <w:t>بحلول زمن العهد الجديد، أصبحت لِيدِيَّة جزءًا من إقليم أَسِيَّا الروماني، بعدما مُنحت لروما في عام 133 قبل الميلاد من قبل الملك البرغامي أتالوس الثالث. كانت خمس من الكنائس التي وُجِّه إليها سِفر الرؤيا تقع في لِيدِيَّة (أَفَسس، سِمِيرْنَا، ساردِس، فِيلَادَلْفِيَا ولَاودِكِيَّةَ).</w:t>
-      </w:r>
-    </w:p>
-    <w:p>
-      <w:pPr>
-        <w:bidi/>
-      </w:pPr>
-      <w:r>
-        <w:rPr>
-          <w:lang w:val="ar_AE" w:bidi="ar_AE"/>
-        </w:rPr>
-      </w:r>
-      <w:r>
-        <w:rPr>
-          <w:i/>
-          <w:lang w:val="ar_AE" w:bidi="ar_AE"/>
-        </w:rPr>
-        <w:t>انظر أيضًا</w:t>
-      </w:r>
-      <w:r>
-        <w:rPr>
-          <w:lang w:val="ar_AE" w:bidi="ar_AE"/>
-        </w:rPr>
-        <w:t xml:space="preserve"> </w:t>
-      </w:r>
-      <w:r>
-        <w:rPr>
-          <w:lang w:val="ar_AE" w:bidi="ar_AE"/>
-        </w:rPr>
-        <w:t>لُود، لوديم، اللوديُّون</w:t>
-      </w:r>
-      <w:r>
-        <w:rPr>
-          <w:lang w:val="ar_AE" w:bidi="ar_AE"/>
-        </w:rPr>
-        <w:t>.</w:t>
-      </w:r>
-      <w:r>
-        <w:rPr>
-          <w:lang w:val="ar_AE" w:bidi="ar_AE"/>
-        </w:rPr>
-      </w:r>
-      <w:r>
-        <w:rPr>
-          <w:lang w:val="ar_AE" w:bidi="ar_AE"/>
-        </w:rPr>
-      </w:r>
-    </w:p>
-    <w:p>
-      <w:pPr>
-        <w:bidi/>
-      </w:pPr>
+        <w:t>لُوعَمِّي*</w:t>
+      </w:r>
       <w:r>
         <w:rPr>
           <w:lang w:val="ar_AE" w:bidi="ar_AE"/>
@@ -19734,1260 +20969,25 @@
         <w:rPr>
           <w:lang w:val="ar_AE" w:bidi="ar_AE"/>
         </w:rPr>
-        <w:t>لُودَبَار</w:t>
-      </w:r>
-      <w:r>
-        <w:rPr>
-          <w:lang w:val="ar_AE" w:bidi="ar_AE"/>
-        </w:rPr>
-      </w:r>
-    </w:p>
-    <w:p>
-      <w:pPr>
-        <w:pStyle w:val="Heading2"/>
-        <w:bidi/>
-      </w:pPr>
-      <w:r>
-        <w:rPr>
-          <w:b/>
-          <w:lang w:val="ar_AE" w:bidi="ar_AE"/>
-        </w:rPr>
-        <w:t>لُودَبَار</w:t>
-      </w:r>
-    </w:p>
-    <w:p>
-      <w:pPr>
-        <w:bidi/>
-      </w:pPr>
-      <w:r>
-        <w:rPr>
-          <w:lang w:val="ar_AE" w:bidi="ar_AE"/>
-        </w:rPr>
-      </w:r>
-      <w:r>
-        <w:rPr>
-          <w:lang w:val="ar_AE" w:bidi="ar_AE"/>
-        </w:rPr>
-        <w:t>اسم بديل للاسم دَبِير</w:t>
-      </w:r>
-      <w:r>
-        <w:rPr>
-          <w:b/>
-          <w:lang w:val="ar_AE" w:bidi="ar_AE"/>
-        </w:rPr>
-        <w:t xml:space="preserve">، </w:t>
-      </w:r>
-      <w:r>
-        <w:rPr>
-          <w:lang w:val="ar_AE" w:bidi="ar_AE"/>
-        </w:rPr>
-        <w:t xml:space="preserve"> وهي مدينة في سبط جاد، ورد ذكرها في 2</w:t>
-      </w:r>
-      <w:hyperlink r:id="rId354">
-        <w:r>
-          <w:rPr>
-            <w:lang w:val="ar_AE" w:bidi="ar_AE"/>
-          </w:rPr>
-          <w:rPr>
-            <w:color w:val="0000EE"/>
-            <w:u w:val="single"/>
-          </w:rPr>
-          <w:t>صموئيل 9: 4</w:t>
-        </w:r>
-      </w:hyperlink>
-      <w:r>
-        <w:rPr>
-          <w:lang w:val="ar_AE" w:bidi="ar_AE"/>
-        </w:rPr>
-        <w:t xml:space="preserve"> و</w:t>
-      </w:r>
-      <w:hyperlink r:id="rId355">
-        <w:r>
-          <w:rPr>
-            <w:lang w:val="ar_AE" w:bidi="ar_AE"/>
-          </w:rPr>
-          <w:rPr>
-            <w:color w:val="0000EE"/>
-            <w:u w:val="single"/>
-          </w:rPr>
-          <w:t>عاموس 6: 13</w:t>
-        </w:r>
-      </w:hyperlink>
-      <w:r>
-        <w:rPr>
-          <w:lang w:val="ar_AE" w:bidi="ar_AE"/>
-        </w:rPr>
-        <w:t xml:space="preserve">. انظر </w:t>
-      </w:r>
-      <w:r>
-        <w:rPr>
-          <w:lang w:val="ar_AE" w:bidi="ar_AE"/>
-        </w:rPr>
-        <w:t>دَبِير (اسم مكان) #2</w:t>
-      </w:r>
-      <w:r>
-        <w:rPr>
-          <w:lang w:val="ar_AE" w:bidi="ar_AE"/>
-        </w:rPr>
-        <w:t>.</w:t>
-      </w:r>
-      <w:r>
-        <w:rPr>
-          <w:lang w:val="ar_AE" w:bidi="ar_AE"/>
-        </w:rPr>
-      </w:r>
-      <w:r>
-        <w:rPr>
-          <w:lang w:val="ar_AE" w:bidi="ar_AE"/>
-        </w:rPr>
-      </w:r>
-    </w:p>
-    <w:p>
-      <w:pPr>
-        <w:bidi/>
-      </w:pPr>
-      <w:r>
-        <w:rPr>
-          <w:lang w:val="ar_AE" w:bidi="ar_AE"/>
-        </w:rPr>
-      </w:r>
-    </w:p>
-    <w:p>
-      <w:pPr>
-        <w:pStyle w:val="Heading2"/>
-        <w:bidi/>
-      </w:pPr>
-      <w:r>
-        <w:rPr>
-          <w:lang w:val="ar_AE" w:bidi="ar_AE"/>
-        </w:rPr>
-        <w:t>لُورُحَامَة*</w:t>
-      </w:r>
-      <w:r>
-        <w:rPr>
-          <w:lang w:val="ar_AE" w:bidi="ar_AE"/>
-        </w:rPr>
-      </w:r>
-    </w:p>
-    <w:p>
-      <w:pPr>
-        <w:pStyle w:val="Heading2"/>
-        <w:bidi/>
-      </w:pPr>
-      <w:r>
-        <w:rPr>
-          <w:lang w:val="ar_AE" w:bidi="ar_AE"/>
-        </w:rPr>
-        <w:t>لُورُحَامَة</w:t>
-      </w:r>
-      <w:r>
-        <w:rPr>
-          <w:lang w:val="ar_AE" w:bidi="ar_AE"/>
-        </w:rPr>
-        <w:t>*</w:t>
-      </w:r>
-    </w:p>
-    <w:p>
-      <w:pPr>
-        <w:bidi/>
-      </w:pPr>
-      <w:r>
-        <w:rPr>
-          <w:lang w:val="ar_AE" w:bidi="ar_AE"/>
-        </w:rPr>
-      </w:r>
-      <w:r>
-        <w:rPr>
-          <w:lang w:val="ar_AE" w:bidi="ar_AE"/>
-        </w:rPr>
-        <w:t>الاسم الرمزي الذي أعطاه النبي هوشع لابنته (</w:t>
-      </w:r>
-      <w:hyperlink r:id="rId331">
-        <w:r>
-          <w:rPr>
-            <w:lang w:val="ar_AE" w:bidi="ar_AE"/>
-          </w:rPr>
-          <w:rPr>
-            <w:color w:val="0000EE"/>
-            <w:u w:val="single"/>
-          </w:rPr>
-          <w:t>هوشع 1:6–8</w:t>
-        </w:r>
-      </w:hyperlink>
-      <w:r>
-        <w:rPr>
-          <w:lang w:val="ar_AE" w:bidi="ar_AE"/>
-        </w:rPr>
-        <w:t xml:space="preserve">) كتحذير من الدينونة القادم من ٱلله على إسرائيل، ويعني غير محبوبة أو غير مُشفَق عليها. </w:t>
-      </w:r>
-      <w:r>
-        <w:rPr>
-          <w:i/>
-          <w:lang w:val="ar_AE" w:bidi="ar_AE"/>
-        </w:rPr>
-        <w:t xml:space="preserve">انظر </w:t>
-      </w:r>
-      <w:r>
-        <w:rPr>
-          <w:lang w:val="ar_AE" w:bidi="ar_AE"/>
-        </w:rPr>
-        <w:t>رحامة.</w:t>
-      </w:r>
-      <w:r>
-        <w:rPr>
-          <w:lang w:val="ar_AE" w:bidi="ar_AE"/>
-        </w:rPr>
-      </w:r>
-      <w:r>
-        <w:rPr>
-          <w:lang w:val="ar_AE" w:bidi="ar_AE"/>
-        </w:rPr>
-      </w:r>
-    </w:p>
-    <w:p>
-      <w:pPr>
-        <w:bidi/>
-      </w:pPr>
-      <w:r>
-        <w:rPr>
-          <w:lang w:val="ar_AE" w:bidi="ar_AE"/>
-        </w:rPr>
-      </w:r>
-    </w:p>
-    <w:p>
-      <w:pPr>
-        <w:pStyle w:val="Heading2"/>
-        <w:bidi/>
-      </w:pPr>
-      <w:r>
-        <w:rPr>
-          <w:lang w:val="ar_AE" w:bidi="ar_AE"/>
-        </w:rPr>
-        <w:t>لوز</w:t>
-      </w:r>
-      <w:r>
-        <w:rPr>
-          <w:lang w:val="ar_AE" w:bidi="ar_AE"/>
-        </w:rPr>
-      </w:r>
-    </w:p>
-    <w:p>
-      <w:pPr>
-        <w:bidi/>
-      </w:pPr>
-      <w:r>
-        <w:rPr>
-          <w:lang w:val="ar_AE" w:bidi="ar_AE"/>
-        </w:rPr>
-      </w:r>
-      <w:r>
-        <w:rPr>
-          <w:lang w:val="ar_AE" w:bidi="ar_AE"/>
-        </w:rPr>
-        <w:t>شجرة تشبه شجرة الخوخ بأوراق مسننة ولحاء رمادي. تنمو لتصل إلى ارتفاع من 10 إلى 25 قدمًا (3 إلى 7.6 مترًا).</w:t>
-      </w:r>
-    </w:p>
-    <w:p>
-      <w:pPr>
-        <w:bidi/>
-      </w:pPr>
-      <w:r>
-        <w:rPr>
-          <w:lang w:val="ar_AE" w:bidi="ar_AE"/>
-        </w:rPr>
-      </w:r>
-      <w:r>
-        <w:rPr>
-          <w:i/>
-          <w:lang w:val="ar_AE" w:bidi="ar_AE"/>
-        </w:rPr>
-        <w:t>انظر</w:t>
-      </w:r>
-      <w:r>
-        <w:rPr>
-          <w:lang w:val="ar_AE" w:bidi="ar_AE"/>
-        </w:rPr>
-        <w:t xml:space="preserve"> </w:t>
-      </w:r>
-      <w:r>
-        <w:rPr>
-          <w:lang w:val="ar_AE" w:bidi="ar_AE"/>
-        </w:rPr>
-        <w:t>النباتات</w:t>
-      </w:r>
-      <w:r>
-        <w:rPr>
-          <w:lang w:val="ar_AE" w:bidi="ar_AE"/>
-        </w:rPr>
-        <w:t>.</w:t>
-      </w:r>
-      <w:r>
-        <w:rPr>
-          <w:lang w:val="ar_AE" w:bidi="ar_AE"/>
-        </w:rPr>
-      </w:r>
-      <w:r>
-        <w:rPr>
-          <w:lang w:val="ar_AE" w:bidi="ar_AE"/>
-        </w:rPr>
-      </w:r>
-    </w:p>
-    <w:p>
-      <w:pPr>
-        <w:bidi/>
-      </w:pPr>
-      <w:r>
-        <w:rPr>
-          <w:lang w:val="ar_AE" w:bidi="ar_AE"/>
-        </w:rPr>
-      </w:r>
-    </w:p>
-    <w:p>
-      <w:pPr>
-        <w:pStyle w:val="Heading2"/>
-        <w:bidi/>
-      </w:pPr>
-      <w:r>
-        <w:rPr>
-          <w:lang w:val="ar_AE" w:bidi="ar_AE"/>
-        </w:rPr>
-        <w:t>لَوْز</w:t>
-      </w:r>
-      <w:r>
-        <w:rPr>
-          <w:lang w:val="ar_AE" w:bidi="ar_AE"/>
-        </w:rPr>
-      </w:r>
-    </w:p>
-    <w:p>
-      <w:pPr>
-        <w:pStyle w:val="Heading2"/>
-        <w:bidi/>
-      </w:pPr>
-      <w:r>
-        <w:rPr>
-          <w:lang w:val="ar_AE" w:bidi="ar_AE"/>
-        </w:rPr>
-        <w:t>لَوْز</w:t>
-      </w:r>
-      <w:r>
-        <w:rPr>
-          <w:lang w:val="ar_AE" w:bidi="ar_AE"/>
-        </w:rPr>
-        <w:t>*</w:t>
-      </w:r>
-    </w:p>
-    <w:p>
-      <w:pPr>
-        <w:bidi/>
-      </w:pPr>
-      <w:r>
-        <w:rPr>
-          <w:lang w:val="ar_AE" w:bidi="ar_AE"/>
-        </w:rPr>
-      </w:r>
-      <w:r>
-        <w:rPr>
-          <w:lang w:val="ar_AE" w:bidi="ar_AE"/>
-        </w:rPr>
-        <w:t xml:space="preserve">كلمة وردت في </w:t>
-      </w:r>
-      <w:hyperlink r:id="rId356">
-        <w:r>
-          <w:rPr>
-            <w:lang w:val="ar_AE" w:bidi="ar_AE"/>
-          </w:rPr>
-          <w:rPr>
-            <w:color w:val="0000EE"/>
-            <w:u w:val="single"/>
-          </w:rPr>
-          <w:t>تكوين 30:37</w:t>
-        </w:r>
-      </w:hyperlink>
-      <w:r>
-        <w:rPr>
-          <w:lang w:val="ar_AE" w:bidi="ar_AE"/>
-        </w:rPr>
-        <w:t xml:space="preserve">. </w:t>
-      </w:r>
-      <w:r>
-        <w:rPr>
-          <w:i/>
-          <w:lang w:val="ar_AE" w:bidi="ar_AE"/>
-        </w:rPr>
-        <w:t>انظر</w:t>
-      </w:r>
-      <w:r>
-        <w:rPr>
-          <w:lang w:val="ar_AE" w:bidi="ar_AE"/>
-        </w:rPr>
-        <w:t xml:space="preserve"> </w:t>
-      </w:r>
-      <w:r>
-        <w:rPr>
-          <w:lang w:val="ar_AE" w:bidi="ar_AE"/>
-        </w:rPr>
-        <w:t>النباتات (اللَّوْز)</w:t>
-      </w:r>
-      <w:r>
-        <w:rPr>
-          <w:lang w:val="ar_AE" w:bidi="ar_AE"/>
-        </w:rPr>
-        <w:t>.</w:t>
-      </w:r>
-      <w:r>
-        <w:rPr>
-          <w:lang w:val="ar_AE" w:bidi="ar_AE"/>
-        </w:rPr>
-      </w:r>
-      <w:r>
-        <w:rPr>
-          <w:lang w:val="ar_AE" w:bidi="ar_AE"/>
-        </w:rPr>
-      </w:r>
-    </w:p>
-    <w:p>
-      <w:pPr>
-        <w:bidi/>
-      </w:pPr>
-      <w:r>
-        <w:rPr>
-          <w:lang w:val="ar_AE" w:bidi="ar_AE"/>
-        </w:rPr>
-      </w:r>
-    </w:p>
-    <w:p>
-      <w:pPr>
-        <w:pStyle w:val="Heading2"/>
-        <w:bidi/>
-      </w:pPr>
-      <w:r>
-        <w:rPr>
-          <w:lang w:val="ar_AE" w:bidi="ar_AE"/>
-        </w:rPr>
-        <w:t>لُوز</w:t>
-      </w:r>
-      <w:r>
-        <w:rPr>
-          <w:lang w:val="ar_AE" w:bidi="ar_AE"/>
-        </w:rPr>
-      </w:r>
-    </w:p>
-    <w:p>
-      <w:pPr>
-        <w:pStyle w:val="Heading2"/>
-        <w:bidi/>
-      </w:pPr>
-      <w:r>
-        <w:rPr>
-          <w:lang w:val="ar_AE" w:bidi="ar_AE"/>
-        </w:rPr>
-        <w:t>لُوز</w:t>
-      </w:r>
-    </w:p>
-    <w:p>
-      <w:pPr>
-        <w:bidi/>
-      </w:pPr>
-      <w:r>
-        <w:rPr>
-          <w:lang w:val="ar_AE" w:bidi="ar_AE"/>
-        </w:rPr>
-      </w:r>
-      <w:r>
-        <w:rPr>
-          <w:lang w:val="ar_AE" w:bidi="ar_AE"/>
-        </w:rPr>
-        <w:t>1. اسم كنعاني أصلي لمدينة بَيْت إيل (</w:t>
-      </w:r>
-      <w:hyperlink r:id="rId357">
-        <w:r>
-          <w:rPr>
-            <w:lang w:val="ar_AE" w:bidi="ar_AE"/>
-          </w:rPr>
-          <w:rPr>
-            <w:color w:val="0000EE"/>
-            <w:u w:val="single"/>
-          </w:rPr>
-          <w:t>تكوين 28:19؛</w:t>
-        </w:r>
-      </w:hyperlink>
-      <w:r>
-        <w:rPr>
-          <w:lang w:val="ar_AE" w:bidi="ar_AE"/>
-        </w:rPr>
-        <w:t xml:space="preserve"> </w:t>
-      </w:r>
-      <w:hyperlink r:id="rId358">
-        <w:r>
-          <w:rPr>
-            <w:lang w:val="ar_AE" w:bidi="ar_AE"/>
-          </w:rPr>
-          <w:rPr>
-            <w:color w:val="0000EE"/>
-            <w:u w:val="single"/>
-          </w:rPr>
-          <w:t>35:6</w:t>
-        </w:r>
-      </w:hyperlink>
-      <w:r>
-        <w:rPr>
-          <w:lang w:val="ar_AE" w:bidi="ar_AE"/>
-        </w:rPr>
-        <w:t xml:space="preserve">). هنا رأى يَعْقوب حلمًا من الله. اعترافًا بحضور الله، أطلق على المكان اسم "بَيْت الله" (بَيْت إيل). ربما لم يكن يَعْقوب في المدينة نفسها، ما قد يفسر التباين الظاهر في </w:t>
-      </w:r>
-      <w:hyperlink r:id="rId359">
-        <w:r>
-          <w:rPr>
-            <w:lang w:val="ar_AE" w:bidi="ar_AE"/>
-          </w:rPr>
-          <w:rPr>
-            <w:color w:val="0000EE"/>
-            <w:u w:val="single"/>
-          </w:rPr>
-          <w:t>يشوع 16:2</w:t>
-        </w:r>
-      </w:hyperlink>
-      <w:r>
-        <w:rPr>
-          <w:lang w:val="ar_AE" w:bidi="ar_AE"/>
-        </w:rPr>
-        <w:t>. العبارة "</w:t>
-      </w:r>
-      <w:r>
-        <w:rPr>
-          <w:lang w:val="ar_AE" w:bidi="ar_AE"/>
-        </w:rPr>
-        <w:t>مِنْ بَيْتِ إِيلَ إِلَى لُوز</w:t>
-      </w:r>
-      <w:r>
-        <w:rPr>
-          <w:lang w:val="ar_AE" w:bidi="ar_AE"/>
-        </w:rPr>
-        <w:t>" في وصف حدود الأرض المخصصة لبيت يُوسُف (أَفْرَايِم ومَنَسَّى) تبدو وكأنها تميز بَيْت إيل عن لُوز كما لو كانتا مدينتين مختلفتين. ربما يكمن الحل في أنَّ استخدام اسم لُوز للإشارة إلى المدينة كان مستمرًا، بينما في الوقت نفسه عرف بنو إسْرَائيل، من خلال التقليد، عن المكان الذي أطلق عليه يَعْقوب اسم بَيْت إيل خارج مدينة لُوز. وفقًا لـ</w:t>
-      </w:r>
-      <w:hyperlink r:id="rId359">
-        <w:r>
-          <w:rPr>
-            <w:lang w:val="ar_AE" w:bidi="ar_AE"/>
-          </w:rPr>
-          <w:rPr>
-            <w:color w:val="0000EE"/>
-            <w:u w:val="single"/>
-          </w:rPr>
-          <w:t>يشوع 16:2</w:t>
-        </w:r>
-      </w:hyperlink>
-      <w:r>
-        <w:rPr>
-          <w:lang w:val="ar_AE" w:bidi="ar_AE"/>
-        </w:rPr>
-        <w:t>، إذن بَيْت إيل ستكون منطقة تقع شرق مدينة لُوز. في وقت امتلاك الأرض (</w:t>
-      </w:r>
-      <w:hyperlink r:id="rId360">
-        <w:r>
-          <w:rPr>
-            <w:lang w:val="ar_AE" w:bidi="ar_AE"/>
-          </w:rPr>
-          <w:rPr>
-            <w:color w:val="0000EE"/>
-            <w:u w:val="single"/>
-          </w:rPr>
-          <w:t>قضاة 1:22–25</w:t>
-        </w:r>
-      </w:hyperlink>
-      <w:r>
-        <w:rPr>
-          <w:lang w:val="ar_AE" w:bidi="ar_AE"/>
-        </w:rPr>
-        <w:t>)، أو في وقتٍ لاحق، غيّر بنو إسْرَائيل اسم لُوز إلى بَيْت إيل.</w:t>
-      </w:r>
-    </w:p>
-    <w:p>
-      <w:pPr>
-        <w:bidi/>
-      </w:pPr>
-      <w:r>
-        <w:rPr>
-          <w:lang w:val="ar_AE" w:bidi="ar_AE"/>
-        </w:rPr>
-      </w:r>
-      <w:r>
-        <w:rPr>
-          <w:i/>
-          <w:lang w:val="ar_AE" w:bidi="ar_AE"/>
-        </w:rPr>
-        <w:t>انظر أيضًا</w:t>
-      </w:r>
-      <w:r>
-        <w:rPr>
-          <w:lang w:val="ar_AE" w:bidi="ar_AE"/>
-        </w:rPr>
-        <w:t xml:space="preserve"> </w:t>
-      </w:r>
-      <w:r>
-        <w:rPr>
-          <w:lang w:val="ar_AE" w:bidi="ar_AE"/>
-        </w:rPr>
-        <w:t xml:space="preserve">بَيْت إيل (مكان)، الْبَيْتَئيلِيّ. </w:t>
-      </w:r>
-    </w:p>
-    <w:p>
-      <w:pPr>
-        <w:bidi/>
-      </w:pPr>
-      <w:r>
-        <w:rPr>
-          <w:lang w:val="ar_AE" w:bidi="ar_AE"/>
-        </w:rPr>
-      </w:r>
-      <w:r>
-        <w:rPr>
-          <w:lang w:val="ar_AE" w:bidi="ar_AE"/>
-        </w:rPr>
-        <w:t>2. مدينة حِثيَّة سماها أحد سكانها الذي هاجر إلى أرض الحِثيِّين على اسم لُوز في فلسطين بعد أن استولى بنو إسْرَائيل على هذه المدينة (</w:t>
-      </w:r>
-      <w:hyperlink r:id="rId361">
-        <w:r>
-          <w:rPr>
-            <w:lang w:val="ar_AE" w:bidi="ar_AE"/>
-          </w:rPr>
-          <w:rPr>
-            <w:color w:val="0000EE"/>
-            <w:u w:val="single"/>
-          </w:rPr>
-          <w:t>قضاة 1:26</w:t>
-        </w:r>
-      </w:hyperlink>
-      <w:r>
-        <w:rPr>
-          <w:lang w:val="ar_AE" w:bidi="ar_AE"/>
-        </w:rPr>
-        <w:t>).</w:t>
-      </w:r>
-      <w:r>
-        <w:rPr>
-          <w:lang w:val="ar_AE" w:bidi="ar_AE"/>
-        </w:rPr>
-      </w:r>
-      <w:r>
-        <w:rPr>
-          <w:lang w:val="ar_AE" w:bidi="ar_AE"/>
-        </w:rPr>
-      </w:r>
-    </w:p>
-    <w:p>
-      <w:pPr>
-        <w:bidi/>
-      </w:pPr>
-      <w:r>
-        <w:rPr>
-          <w:lang w:val="ar_AE" w:bidi="ar_AE"/>
-        </w:rPr>
-      </w:r>
-    </w:p>
-    <w:p>
-      <w:pPr>
-        <w:pStyle w:val="Heading2"/>
-        <w:bidi/>
-      </w:pPr>
-      <w:r>
-        <w:rPr>
-          <w:lang w:val="ar_AE" w:bidi="ar_AE"/>
-        </w:rPr>
-        <w:t>لُوط</w:t>
-      </w:r>
-      <w:r>
-        <w:rPr>
-          <w:lang w:val="ar_AE" w:bidi="ar_AE"/>
-        </w:rPr>
-      </w:r>
-    </w:p>
-    <w:p>
-      <w:pPr>
-        <w:pStyle w:val="Heading2"/>
-        <w:bidi/>
-      </w:pPr>
-      <w:r>
-        <w:rPr>
-          <w:lang w:val="ar_AE" w:bidi="ar_AE"/>
-        </w:rPr>
-        <w:t>لُوط</w:t>
-      </w:r>
-    </w:p>
-    <w:p>
-      <w:pPr>
-        <w:bidi/>
-      </w:pPr>
-      <w:r>
-        <w:rPr>
-          <w:lang w:val="ar_AE" w:bidi="ar_AE"/>
-        </w:rPr>
-      </w:r>
-      <w:r>
-        <w:rPr>
-          <w:lang w:val="ar_AE" w:bidi="ar_AE"/>
-        </w:rPr>
-        <w:t xml:space="preserve">ابن أخي إبراهيم؛ سلف كل من المُوآبيين والعَمُّونيين. وُلد في أُور كإبراهيم. وعندما مات والده، صار في كنف جده </w:t>
-      </w:r>
-      <w:r>
-        <w:rPr>
-          <w:lang w:val="ar_AE" w:bidi="ar_AE"/>
-        </w:rPr>
-        <w:t>تَارَح و</w:t>
-      </w:r>
-      <w:r>
-        <w:rPr>
-          <w:lang w:val="ar_AE" w:bidi="ar_AE"/>
-        </w:rPr>
-        <w:t xml:space="preserve">رعايته، فاصطحبه وعمه </w:t>
-      </w:r>
-      <w:r>
-        <w:rPr>
-          <w:lang w:val="ar_AE" w:bidi="ar_AE"/>
-        </w:rPr>
-        <w:t>أَبْرَام</w:t>
-      </w:r>
-      <w:r>
-        <w:rPr>
-          <w:lang w:val="ar_AE" w:bidi="ar_AE"/>
-        </w:rPr>
-        <w:t xml:space="preserve"> إلى </w:t>
-      </w:r>
-      <w:r>
-        <w:rPr>
-          <w:lang w:val="ar_AE" w:bidi="ar_AE"/>
-        </w:rPr>
-        <w:t>حَارَان</w:t>
-      </w:r>
-      <w:r>
-        <w:rPr>
-          <w:lang w:val="ar_AE" w:bidi="ar_AE"/>
-        </w:rPr>
-        <w:t xml:space="preserve"> (</w:t>
-      </w:r>
-      <w:hyperlink r:id="rId362">
-        <w:r>
-          <w:rPr>
-            <w:lang w:val="ar_AE" w:bidi="ar_AE"/>
-          </w:rPr>
-          <w:rPr>
-            <w:color w:val="0000EE"/>
-            <w:u w:val="single"/>
-          </w:rPr>
-          <w:t>تكوين 11: 27–32</w:t>
-        </w:r>
-      </w:hyperlink>
-      <w:r>
-        <w:rPr>
-          <w:lang w:val="ar_AE" w:bidi="ar_AE"/>
-        </w:rPr>
-        <w:t xml:space="preserve">). بعد موت تَارَح، انضم إلى أَبْرَام في الرحلة إلى </w:t>
-      </w:r>
-      <w:r>
-        <w:rPr>
-          <w:lang w:val="ar_AE" w:bidi="ar_AE"/>
-        </w:rPr>
-        <w:t>كَنْعَان</w:t>
-      </w:r>
-      <w:r>
-        <w:rPr>
-          <w:lang w:val="ar_AE" w:bidi="ar_AE"/>
-        </w:rPr>
-        <w:t xml:space="preserve"> ومن ثم إلى مصر والعودة إلى </w:t>
-      </w:r>
-      <w:r>
-        <w:rPr>
-          <w:lang w:val="ar_AE" w:bidi="ar_AE"/>
-        </w:rPr>
-        <w:t>كَنْعَان</w:t>
-      </w:r>
-      <w:r>
-        <w:rPr>
-          <w:lang w:val="ar_AE" w:bidi="ar_AE"/>
-        </w:rPr>
-        <w:t>.</w:t>
-      </w:r>
-    </w:p>
-    <w:p>
-      <w:pPr>
-        <w:bidi/>
-      </w:pPr>
-      <w:r>
-        <w:rPr>
-          <w:lang w:val="ar_AE" w:bidi="ar_AE"/>
-        </w:rPr>
-      </w:r>
-      <w:r>
-        <w:rPr>
-          <w:lang w:val="ar_AE" w:bidi="ar_AE"/>
-        </w:rPr>
-        <w:t>عندما عاد الاثنان إلى كَنْعَان، كانت قطعانهما ومواشيهما كثيرة جدًا حتى أنهما لم يمكنهما العيش معًا في منطقة واحدة. وبكرم من أَبْرَام أعطى لوط حق اختيار المكان الذي يرغب في الاستقرار فيه؛ اختار لُوط سهل الأرْدُنّ الخَصب، الذي كان "كجنة الرَّب" (</w:t>
-      </w:r>
-      <w:hyperlink r:id="rId363">
-        <w:r>
-          <w:rPr>
-            <w:lang w:val="ar_AE" w:bidi="ar_AE"/>
-          </w:rPr>
-          <w:rPr>
-            <w:color w:val="0000EE"/>
-            <w:u w:val="single"/>
-          </w:rPr>
-          <w:t>تكوين 13: 10</w:t>
-        </w:r>
-      </w:hyperlink>
-      <w:r>
-        <w:rPr>
-          <w:lang w:val="ar_AE" w:bidi="ar_AE"/>
-        </w:rPr>
-        <w:t xml:space="preserve">) قبل حلول الغضب الإلهي والكوارث على المنطقة. وهكذا، زاد تورط لُوط وتلوثه بفساد مدن الدائرة، واتخذ لنفسه </w:t>
-      </w:r>
-      <w:r>
-        <w:rPr>
-          <w:lang w:val="ar_AE" w:bidi="ar_AE"/>
-        </w:rPr>
-        <w:t>سَدُوم لتكون مسكن إقامته</w:t>
-      </w:r>
-      <w:r>
-        <w:rPr>
-          <w:lang w:val="ar_AE" w:bidi="ar_AE"/>
-        </w:rPr>
-        <w:t>.</w:t>
-      </w:r>
-    </w:p>
-    <w:p>
-      <w:pPr>
-        <w:bidi/>
-      </w:pPr>
-      <w:r>
-        <w:rPr>
-          <w:lang w:val="ar_AE" w:bidi="ar_AE"/>
-        </w:rPr>
-      </w:r>
-      <w:r>
-        <w:rPr>
-          <w:lang w:val="ar_AE" w:bidi="ar_AE"/>
-        </w:rPr>
-        <w:t xml:space="preserve">كان أربعة ملوك من بلاد ما بين النهرين (ربما من مدن صغيرة مستقلة) قد هزموا الملوك الخمسة للمنطقة في معركة حين كان لُوط يعيش في سَدُوم، وفي أعمال النهب التي تلت انتصارهم أخذوا لُوطًا وعائلته وممتلكاته. وعندما وصل لمسامع أَبْرَام خسارة لوط، شنَّ هجومًا مضادًا على الغزاة واستعاد جميع الأسرى والغنائم في </w:t>
-      </w:r>
-      <w:r>
-        <w:rPr>
-          <w:lang w:val="ar_AE" w:bidi="ar_AE"/>
-        </w:rPr>
-        <w:t>حُوبَة</w:t>
-      </w:r>
-      <w:r>
-        <w:rPr>
-          <w:lang w:val="ar_AE" w:bidi="ar_AE"/>
-        </w:rPr>
-        <w:t>، شمال دمشق (</w:t>
-      </w:r>
-      <w:hyperlink r:id="rId364">
-        <w:r>
-          <w:rPr>
-            <w:lang w:val="ar_AE" w:bidi="ar_AE"/>
-          </w:rPr>
-          <w:rPr>
-            <w:color w:val="0000EE"/>
-            <w:u w:val="single"/>
-          </w:rPr>
-          <w:t>تكوين 14</w:t>
-        </w:r>
-      </w:hyperlink>
-      <w:r>
-        <w:rPr>
-          <w:lang w:val="ar_AE" w:bidi="ar_AE"/>
-        </w:rPr>
-        <w:t>).</w:t>
-      </w:r>
-    </w:p>
-    <w:p>
-      <w:pPr>
-        <w:bidi/>
-      </w:pPr>
-      <w:r>
-        <w:rPr>
-          <w:lang w:val="ar_AE" w:bidi="ar_AE"/>
-        </w:rPr>
-      </w:r>
-      <w:r>
-        <w:rPr>
-          <w:lang w:val="ar_AE" w:bidi="ar_AE"/>
-        </w:rPr>
-        <w:t xml:space="preserve">بعد ذلك، دعا ملاكان زارا لُوط في سَدُوم للإسراع بمغادرة المدينة المحكوم عليها بالهلاك. وأظهرت محاول اعتداء المثليين الجنسيين عليهما مدى فساد المدينة، كما أظهرت إلى أي مدى كان تأثير البيئة الفاسدة على لوط حتى أنه كان مستعدًا للتضحية ببناته. وكدليل آخر على تأثير الشر هناك، لم يكن لُوط يرغب في مغادرة سَدُوم؛ كذلك رفض </w:t>
-      </w:r>
-      <w:r>
-        <w:rPr>
-          <w:lang w:val="ar_AE" w:bidi="ar_AE"/>
-        </w:rPr>
-        <w:t>أصْهَارَه الخروج معه من المدينة</w:t>
-      </w:r>
-      <w:r>
-        <w:rPr>
-          <w:lang w:val="ar_AE" w:bidi="ar_AE"/>
-        </w:rPr>
-        <w:t xml:space="preserve">؛ ونظرت زوجته إلى الوراء فصارت </w:t>
-      </w:r>
-      <w:r>
-        <w:rPr>
-          <w:lang w:val="ar_AE" w:bidi="ar_AE"/>
-        </w:rPr>
-        <w:t>عَمُود مِلْحٍ.</w:t>
-      </w:r>
-      <w:r>
-        <w:rPr>
-          <w:lang w:val="ar_AE" w:bidi="ar_AE"/>
-        </w:rPr>
-        <w:t xml:space="preserve"> (</w:t>
-      </w:r>
-      <w:hyperlink r:id="rId365">
-        <w:r>
-          <w:rPr>
-            <w:lang w:val="ar_AE" w:bidi="ar_AE"/>
-          </w:rPr>
-          <w:rPr>
-            <w:color w:val="0000EE"/>
-            <w:u w:val="single"/>
-          </w:rPr>
-          <w:t>تكوين 19</w:t>
-        </w:r>
-      </w:hyperlink>
-      <w:r>
-        <w:rPr>
-          <w:lang w:val="ar_AE" w:bidi="ar_AE"/>
-        </w:rPr>
-        <w:t>).</w:t>
-      </w:r>
-    </w:p>
-    <w:p>
-      <w:pPr>
-        <w:bidi/>
-      </w:pPr>
-      <w:r>
-        <w:rPr>
-          <w:lang w:val="ar_AE" w:bidi="ar_AE"/>
-        </w:rPr>
-      </w:r>
-      <w:r>
-        <w:rPr>
-          <w:lang w:val="ar_AE" w:bidi="ar_AE"/>
-        </w:rPr>
-        <w:t xml:space="preserve">كان الجزء الثاني من القصة بذيئًا كالمشهد الذي كان عند بيت لُوط. انتاب اليأس بنتا لوط في أن يجدا لهما زوجين، لذلك سقتا أبيهما خمرًا حتى يضطجعا معه. فكانت النتيجة هي ولادة ابنين، </w:t>
-      </w:r>
-      <w:r>
-        <w:rPr>
-          <w:lang w:val="ar_AE" w:bidi="ar_AE"/>
-        </w:rPr>
-        <w:t>مُوآب</w:t>
-      </w:r>
-      <w:r>
-        <w:rPr>
-          <w:lang w:val="ar_AE" w:bidi="ar_AE"/>
-        </w:rPr>
-        <w:t xml:space="preserve"> و</w:t>
-      </w:r>
-      <w:r>
-        <w:rPr>
-          <w:lang w:val="ar_AE" w:bidi="ar_AE"/>
-        </w:rPr>
-        <w:t>بِنْ عَمِّي</w:t>
-      </w:r>
-      <w:r>
-        <w:rPr>
-          <w:lang w:val="ar_AE" w:bidi="ar_AE"/>
-        </w:rPr>
-        <w:t>، أسلاف المُوآبيين والعَمُّونيين، أعداء إسرائيل الدائمين (</w:t>
-      </w:r>
-      <w:hyperlink r:id="rId366">
-        <w:r>
-          <w:rPr>
-            <w:lang w:val="ar_AE" w:bidi="ar_AE"/>
-          </w:rPr>
-          <w:rPr>
-            <w:color w:val="0000EE"/>
-            <w:u w:val="single"/>
-          </w:rPr>
-          <w:t>تكوين 19: 30–38</w:t>
-        </w:r>
-      </w:hyperlink>
-      <w:r>
-        <w:rPr>
-          <w:lang w:val="ar_AE" w:bidi="ar_AE"/>
-        </w:rPr>
-        <w:t>).</w:t>
-      </w:r>
-    </w:p>
-    <w:p>
-      <w:pPr>
-        <w:bidi/>
-      </w:pPr>
-      <w:r>
-        <w:rPr>
-          <w:lang w:val="ar_AE" w:bidi="ar_AE"/>
-        </w:rPr>
-      </w:r>
-      <w:r>
-        <w:rPr>
-          <w:lang w:val="ar_AE" w:bidi="ar_AE"/>
-        </w:rPr>
-        <w:t>برغم جموح لوط واتباع هوى نفسه، إلا أن العهد الجديد يقول عنه إنه كان "رجلًا بارًا" (</w:t>
-      </w:r>
-      <w:hyperlink r:id="rId367">
-        <w:r>
-          <w:rPr>
-            <w:lang w:val="ar_AE" w:bidi="ar_AE"/>
-          </w:rPr>
-          <w:rPr>
-            <w:color w:val="0000EE"/>
-            <w:u w:val="single"/>
-          </w:rPr>
-          <w:t>2بطرس 2: 7–9</w:t>
-        </w:r>
-      </w:hyperlink>
-      <w:r>
-        <w:rPr>
-          <w:lang w:val="ar_AE" w:bidi="ar_AE"/>
-        </w:rPr>
-        <w:t xml:space="preserve">)، ما يعني بوضوحٍ أنَّ إيمانه بالله كان كافيًا لضمان خلاصه. أما للنقاد الذين يُشكِّكون في تاريخيّة لُوط وقصته، وتدمير سَدُوم، فليس من تأكيد أصدق من ذكر يسوع لكليهما في </w:t>
-      </w:r>
-      <w:hyperlink r:id="rId368">
-        <w:r>
-          <w:rPr>
-            <w:lang w:val="ar_AE" w:bidi="ar_AE"/>
-          </w:rPr>
-          <w:rPr>
-            <w:color w:val="0000EE"/>
-            <w:u w:val="single"/>
-          </w:rPr>
-          <w:t>لوقا 17: 28–29</w:t>
-        </w:r>
-      </w:hyperlink>
-      <w:r>
-        <w:rPr>
-          <w:lang w:val="ar_AE" w:bidi="ar_AE"/>
-        </w:rPr>
-        <w:t>.</w:t>
-      </w:r>
-    </w:p>
-    <w:p>
-      <w:pPr>
-        <w:bidi/>
-      </w:pPr>
-      <w:r>
-        <w:rPr>
-          <w:lang w:val="ar_AE" w:bidi="ar_AE"/>
-        </w:rPr>
-      </w:r>
-      <w:r>
-        <w:rPr>
-          <w:i/>
-          <w:lang w:val="ar_AE" w:bidi="ar_AE"/>
-        </w:rPr>
-        <w:t>انظر أيضًا</w:t>
-      </w:r>
-      <w:r>
-        <w:rPr>
-          <w:lang w:val="ar_AE" w:bidi="ar_AE"/>
-        </w:rPr>
-        <w:t xml:space="preserve"> </w:t>
-      </w:r>
-      <w:r>
-        <w:rPr>
-          <w:lang w:val="ar_AE" w:bidi="ar_AE"/>
-        </w:rPr>
-        <w:t>سَدُوم وعَمْورة</w:t>
-      </w:r>
-      <w:r>
-        <w:rPr>
-          <w:lang w:val="ar_AE" w:bidi="ar_AE"/>
-        </w:rPr>
-        <w:t>.</w:t>
-      </w:r>
-      <w:r>
-        <w:rPr>
-          <w:lang w:val="ar_AE" w:bidi="ar_AE"/>
-        </w:rPr>
-      </w:r>
-      <w:r>
-        <w:rPr>
-          <w:lang w:val="ar_AE" w:bidi="ar_AE"/>
-        </w:rPr>
-      </w:r>
-    </w:p>
-    <w:p>
-      <w:pPr>
-        <w:bidi/>
-      </w:pPr>
-      <w:r>
-        <w:rPr>
-          <w:lang w:val="ar_AE" w:bidi="ar_AE"/>
-        </w:rPr>
-      </w:r>
-    </w:p>
-    <w:p>
-      <w:pPr>
-        <w:pStyle w:val="Heading2"/>
-        <w:bidi/>
-      </w:pPr>
-      <w:r>
-        <w:rPr>
-          <w:lang w:val="ar_AE" w:bidi="ar_AE"/>
-        </w:rPr>
-        <w:t>لُوطَان</w:t>
-      </w:r>
-      <w:r>
-        <w:rPr>
-          <w:lang w:val="ar_AE" w:bidi="ar_AE"/>
-        </w:rPr>
-      </w:r>
-    </w:p>
-    <w:p>
-      <w:pPr>
-        <w:pStyle w:val="Heading2"/>
-        <w:bidi/>
-      </w:pPr>
-      <w:r>
-        <w:rPr>
-          <w:lang w:val="ar_AE" w:bidi="ar_AE"/>
-        </w:rPr>
-        <w:t>لُوطَان</w:t>
-      </w:r>
-    </w:p>
-    <w:p>
-      <w:pPr>
-        <w:bidi/>
-      </w:pPr>
-      <w:r>
-        <w:rPr>
-          <w:lang w:val="ar_AE" w:bidi="ar_AE"/>
-        </w:rPr>
-      </w:r>
-      <w:r>
-        <w:rPr>
-          <w:lang w:val="ar_AE" w:bidi="ar_AE"/>
-        </w:rPr>
-        <w:t>ابن سَعِير الأكبر (</w:t>
-      </w:r>
-      <w:hyperlink r:id="rId369">
-        <w:r>
-          <w:rPr>
-            <w:lang w:val="ar_AE" w:bidi="ar_AE"/>
-          </w:rPr>
-          <w:rPr>
-            <w:color w:val="0000EE"/>
-            <w:u w:val="single"/>
-          </w:rPr>
-          <w:t>تكوين 36:20</w:t>
-        </w:r>
-      </w:hyperlink>
-      <w:r>
-        <w:rPr>
-          <w:lang w:val="ar_AE" w:bidi="ar_AE"/>
-        </w:rPr>
-        <w:t xml:space="preserve">) وأمير الحُوريِّين الذين سكنوا في أَدُوم (الآيتان </w:t>
-      </w:r>
-      <w:hyperlink r:id="rId370">
-        <w:r>
-          <w:rPr>
-            <w:lang w:val="ar_AE" w:bidi="ar_AE"/>
-          </w:rPr>
-          <w:rPr>
-            <w:color w:val="0000EE"/>
-            <w:u w:val="single"/>
-          </w:rPr>
-          <w:t>22، 29</w:t>
-        </w:r>
-      </w:hyperlink>
-      <w:r>
-        <w:rPr>
-          <w:lang w:val="ar_AE" w:bidi="ar_AE"/>
-        </w:rPr>
-        <w:t>). كان للوُطَان ابنان، حُورِي و هُومَام (</w:t>
+        <w:t>لُوعَمِّي*</w:t>
+      </w:r>
+    </w:p>
+    <w:p>
+      <w:pPr>
+        <w:bidi/>
+      </w:pPr>
+      <w:r>
+        <w:rPr>
+          <w:lang w:val="ar_AE" w:bidi="ar_AE"/>
+        </w:rPr>
+      </w:r>
+      <w:r>
+        <w:rPr>
+          <w:lang w:val="ar_AE" w:bidi="ar_AE"/>
+        </w:rPr>
+        <w:t>الاسم الرمزي الذي أعطاه هوشع النبي لابنه الثالث (</w:t>
       </w:r>
       <w:hyperlink r:id="rId371">
-        <w:r>
-          <w:rPr>
-            <w:lang w:val="ar_AE" w:bidi="ar_AE"/>
-          </w:rPr>
-          <w:rPr>
-            <w:color w:val="0000EE"/>
-            <w:u w:val="single"/>
-          </w:rPr>
-          <w:t>1 أخبار 1:38–39</w:t>
-        </w:r>
-      </w:hyperlink>
-      <w:r>
-        <w:rPr>
-          <w:lang w:val="ar_AE" w:bidi="ar_AE"/>
-        </w:rPr>
-        <w:t>).</w:t>
-      </w:r>
-      <w:r>
-        <w:rPr>
-          <w:lang w:val="ar_AE" w:bidi="ar_AE"/>
-        </w:rPr>
-      </w:r>
-      <w:r>
-        <w:rPr>
-          <w:lang w:val="ar_AE" w:bidi="ar_AE"/>
-        </w:rPr>
-      </w:r>
-    </w:p>
-    <w:p>
-      <w:pPr>
-        <w:bidi/>
-      </w:pPr>
-      <w:r>
-        <w:rPr>
-          <w:lang w:val="ar_AE" w:bidi="ar_AE"/>
-        </w:rPr>
-      </w:r>
-    </w:p>
-    <w:p>
-      <w:pPr>
-        <w:pStyle w:val="Heading2"/>
-        <w:bidi/>
-      </w:pPr>
-      <w:r>
-        <w:rPr>
-          <w:lang w:val="ar_AE" w:bidi="ar_AE"/>
-        </w:rPr>
-        <w:t>لُوعَمِّي*</w:t>
-      </w:r>
-      <w:r>
-        <w:rPr>
-          <w:lang w:val="ar_AE" w:bidi="ar_AE"/>
-        </w:rPr>
-      </w:r>
-    </w:p>
-    <w:p>
-      <w:pPr>
-        <w:pStyle w:val="Heading2"/>
-        <w:bidi/>
-      </w:pPr>
-      <w:r>
-        <w:rPr>
-          <w:lang w:val="ar_AE" w:bidi="ar_AE"/>
-        </w:rPr>
-        <w:t>لُوعَمِّي*</w:t>
-      </w:r>
-    </w:p>
-    <w:p>
-      <w:pPr>
-        <w:bidi/>
-      </w:pPr>
-      <w:r>
-        <w:rPr>
-          <w:lang w:val="ar_AE" w:bidi="ar_AE"/>
-        </w:rPr>
-      </w:r>
-      <w:r>
-        <w:rPr>
-          <w:lang w:val="ar_AE" w:bidi="ar_AE"/>
-        </w:rPr>
-        <w:t>الاسم الرمزي الذي أعطاه هوشع النبي لابنه الثالث (</w:t>
-      </w:r>
-      <w:hyperlink r:id="rId332">
         <w:r>
           <w:rPr>
             <w:lang w:val="ar_AE" w:bidi="ar_AE"/>
@@ -22851,7 +22851,7 @@
         </w:rPr>
         <w:t>). كان الغازي العظيم شِيشَق نفسه من أصل ليبي. تنبأ حزقيال بأن ليبيا ستشترك في دينونة الأمم (</w:t>
       </w:r>
-      <w:hyperlink r:id="rId353">
+      <w:hyperlink r:id="rId351">
         <w:r>
           <w:rPr>
             <w:lang w:val="ar_AE" w:bidi="ar_AE"/>
@@ -22887,7 +22887,7 @@
         </w:rPr>
         <w:t xml:space="preserve">. هناك إشارة عابرة إلى الليبيين (في العبريَّة، "فُولَ") في </w:t>
       </w:r>
-      <w:hyperlink r:id="rId350">
+      <w:hyperlink r:id="rId348">
         <w:r>
           <w:rPr>
             <w:lang w:val="ar_AE" w:bidi="ar_AE"/>

--- a/arb/docx/023.content.docx
+++ b/arb/docx/023.content.docx
@@ -22,7 +22,7 @@
         <w:rPr>
           <w:lang w:val="ar_AE" w:bidi="ar_AE"/>
         </w:rPr>
-        <w:t>Resource: Tyndale Open Bible Dictionary</w:t>
+        <w:t>Resource: Aquifer Open Bible Dictionary</w:t>
       </w:r>
       <w:r>
         <w:rPr>
@@ -122,7 +122,7 @@
         <w:rPr>
           <w:lang w:val="ar_AE" w:bidi="ar_AE"/>
         </w:rPr>
-        <w:t>Tyndale Open Bible Dictionary</w:t>
+        <w:t>Aquifer Open Bible Dictionary</w:t>
       </w:r>
     </w:p>
     <w:p>
